--- a/droit social dcg/21- hygi ne et s curit.docx
+++ b/droit social dcg/21- hygi ne et s curit.docx
@@ -8,7 +8,12 @@
         <w:jc w:val="center"/>
       </w:pPr>
       <w:r>
-        <w:t>FICHE 21 : HYGI�NE ET S�CURIT�</w:t>
+        <w:rPr>
+          <w:b/>
+          <w:color w:val="1F4E79"/>
+          <w:sz w:val="34"/>
+        </w:rPr>
+        <w:t>FICHE 21 : HYGIeNE ET S'CURITe</w:t>
       </w:r>
     </w:p>
     <w:p/>
@@ -17,7 +22,12 @@
         <w:pStyle w:val="Heading2"/>
       </w:pPr>
       <w:r>
-        <w:t>L�HYGI�NE ET LA S�CURIT� DANS L�ENTREPRISE I �</w:t>
+        <w:rPr>
+          <w:b/>
+          <w:color w:val="2F5496"/>
+          <w:sz w:val="24"/>
+        </w:rPr>
+        <w:t>L'HYGIeNE ET LA S'CURITe DANS L'ENTREPRISE I e</w:t>
       </w:r>
     </w:p>
     <w:p>
@@ -25,7 +35,12 @@
         <w:pStyle w:val="Heading2"/>
       </w:pPr>
       <w:r>
-        <w:t>LES OBLIGATIONS DE L�EMPLOYEUR EN MATI�RE D�HYGI�NE ET DE S�CURIT� A �</w:t>
+        <w:rPr>
+          <w:b/>
+          <w:color w:val="2F5496"/>
+          <w:sz w:val="24"/>
+        </w:rPr>
+        <w:t>LES OBLIGATIONS DE L'EMPLOYEUR EN MATIeRE D'HYGIeNE ET DE S'CURITe A e</w:t>
       </w:r>
     </w:p>
     <w:p>
@@ -33,142 +48,282 @@
         <w:pStyle w:val="Heading2"/>
       </w:pPr>
       <w:r>
-        <w:t>PRINCIPE G�N�RAL</w:t>
+        <w:rPr>
+          <w:b/>
+          <w:color w:val="006100"/>
+          <w:sz w:val="24"/>
+        </w:rPr>
+        <w:t>PRINCIPE GeN'RAL</w:t>
       </w:r>
     </w:p>
     <w:p>
       <w:r>
+        <w:rPr>
+          <w:b w:val="0"/>
+          <w:color w:val="006100"/>
+          <w:sz w:val="22"/>
+        </w:rPr>
         <w:t>?</w:t>
       </w:r>
     </w:p>
     <w:p>
       <w:r>
-        <w:t>L�employeur prend les mesures n�cessaires pour assurer la s�curit� et prot�ger la sant� physique et mentale des</w:t>
+        <w:rPr>
+          <w:b w:val="0"/>
+          <w:color w:val="006100"/>
+          <w:sz w:val="22"/>
+        </w:rPr>
+        <w:t>L'employeur prend les mesures n'cessaires pour assurer la s'curite et proteger la sante physique et mentale des</w:t>
       </w:r>
     </w:p>
     <w:p>
       <w:r>
-        <w:t>travailleurs. Cette obligation s��tend � tout � risque manifeste d�atteinte � la s�curit� des tiers �voluant dans l�en-</w:t>
+        <w:rPr>
+          <w:b w:val="0"/>
+          <w:color w:val="006100"/>
+          <w:sz w:val="22"/>
+        </w:rPr>
+        <w:t>travailleurs. Cette obligation s'etend e tout e risque manifeste d'atteinte e la s'curite des tiers evoluant dans l'en-</w:t>
       </w:r>
     </w:p>
     <w:p>
       <w:r>
-        <w:t>vironnement imm�diat de travail �. Les mesures peuvent comprendre des actions de pr�vention des risques</w:t>
+        <w:rPr>
+          <w:b w:val="0"/>
+          <w:color w:val="006100"/>
+          <w:sz w:val="22"/>
+        </w:rPr>
+        <w:t>vironnement immediat de travail e. Les mesures peuvent comprendre des actions de prevention des risques</w:t>
       </w:r>
     </w:p>
     <w:p>
       <w:r>
-        <w:t>professionnels et de la p�nibilit�, d�information et de formation ou encore consister en la mise en place d�une</w:t>
+        <w:rPr>
+          <w:b w:val="0"/>
+          <w:color w:val="006100"/>
+          <w:sz w:val="22"/>
+        </w:rPr>
+        <w:t>professionnels et de la penibilite, d'information et de formation ou encore consister en la mise en place d'une</w:t>
       </w:r>
     </w:p>
     <w:p>
       <w:r>
-        <w:t>organisation et de moyens adapt�s (L 4121-1 C trav.).</w:t>
+        <w:rPr>
+          <w:b w:val="0"/>
+          <w:color w:val="006100"/>
+          <w:sz w:val="22"/>
+        </w:rPr>
+        <w:t>organisation et de moyens adaptes (L 4121-1 C trav.).</w:t>
       </w:r>
     </w:p>
     <w:p>
       <w:r>
-        <w:t>En mati�re d�hygi�ne, la r�glementation, aussi vaste que d�taill�e (installation sanitaire, luminosit�, temp�rature,</w:t>
+        <w:rPr>
+          <w:b w:val="0"/>
+          <w:color w:val="006100"/>
+          <w:sz w:val="22"/>
+        </w:rPr>
+        <w:t>En matiere d'hygiene, la reglementation, aussi vaste que d'taillee (installation sanitaire, luminosite, temperature,</w:t>
       </w:r>
     </w:p>
     <w:p>
       <w:r>
-        <w:t>a�ration, restauration et h�bergement) figure � l�article L 4221-1 al 2 du code du travail ainsi que dans la partie</w:t>
+        <w:rPr>
+          <w:b w:val="0"/>
+          <w:color w:val="006100"/>
+          <w:sz w:val="22"/>
+        </w:rPr>
+        <w:t>aeration, restauration et hebergement) figure e l'article L 4221-1 al 2 du code du travail ainsi que dans la partie</w:t>
       </w:r>
     </w:p>
     <w:p>
       <w:r>
-        <w:t>r�glementaire du m�me code. L�obligation est g�n�rale puisque � les locaux doivent �tre tenus dans un �tat constant de</w:t>
+        <w:rPr>
+          <w:b w:val="0"/>
+          <w:color w:val="006100"/>
+          <w:sz w:val="22"/>
+        </w:rPr>
+        <w:t>reglementaire du m'me code. L'obligation est gen'rale puisque e les locaux doivent etre tenus dans un etat constant de</w:t>
       </w:r>
     </w:p>
     <w:p>
       <w:r>
-        <w:t>propret� et pr�senter les conditions d�hygi�ne et de salubrit� n�cessaires propres � assurer la sant� des int�ress�s �.</w:t>
+        <w:rPr>
+          <w:b w:val="0"/>
+          <w:color w:val="006100"/>
+          <w:sz w:val="22"/>
+        </w:rPr>
+        <w:t>proprete et presenter les conditions d'hygiene et de salubrite n'cessaires propres e assurer la sante des interesses e.</w:t>
       </w:r>
     </w:p>
     <w:p>
       <w:r>
-        <w:t>En mati�re de s�curit�, le m�me article du code du travail pose un principe g�n�ral : � Les �tablissements et locaux� doivent</w:t>
+        <w:rPr>
+          <w:b w:val="0"/>
+          <w:color w:val="006100"/>
+          <w:sz w:val="22"/>
+        </w:rPr>
+        <w:t>En matiere de s'curite, le m'me article du code du travail pose un principe gen'ral : e Les etablissements et locauxe doivent</w:t>
       </w:r>
     </w:p>
     <w:p>
       <w:r>
-        <w:t>�tre am�nag�s de mani�re � garantir la s�curit� des travailleurs �. Celle-ci s�entend aussi bien de la s�curit� elle-m�me mais</w:t>
+        <w:rPr>
+          <w:b w:val="0"/>
+          <w:color w:val="006100"/>
+          <w:sz w:val="22"/>
+        </w:rPr>
+        <w:t>etre amenages de maniere e garantir la s'curite des travailleurs e. Celle-ci s'entend aussi bien de la s'curite elle-m'me mais</w:t>
       </w:r>
     </w:p>
     <w:p>
       <w:r>
-        <w:t>aussi de la sant� physique et mentale des travailleurs (L 4121-1 C. trav). Tous moyens de pr�vention (pour un manquement</w:t>
+        <w:rPr>
+          <w:b w:val="0"/>
+          <w:color w:val="006100"/>
+          <w:sz w:val="22"/>
+        </w:rPr>
+        <w:t>aussi de la sante physique et mentale des travailleurs (L 4121-1 C. trav). Tous moyens de prevention (pour un manquement</w:t>
       </w:r>
     </w:p>
     <w:p>
       <w:r>
-        <w:t>de l�employeur � cette obligation � Cass. soc. 6 d�cembre 2017), individuels et collectifs (pr�vention des accidents, des</w:t>
+        <w:rPr>
+          <w:b w:val="0"/>
+          <w:color w:val="006100"/>
+          <w:sz w:val="22"/>
+        </w:rPr>
+        <w:t>de l'employeur e cette obligation e Cass. soc. 6 d'cembre 2017), individuels et collectifs (prevention des accidents, des</w:t>
       </w:r>
     </w:p>
     <w:p>
       <w:r>
-        <w:t>incendies, formation � la s�curit�, pr�vention des risques � la source, adaptation des techniques � l�homme), doivent</w:t>
+        <w:rPr>
+          <w:b w:val="0"/>
+          <w:color w:val="006100"/>
+          <w:sz w:val="22"/>
+        </w:rPr>
+        <w:t>incendies, formation e la s'curite, prevention des risques e la source, adaptation des techniques e l'homme), doivent</w:t>
       </w:r>
     </w:p>
     <w:p>
       <w:r>
-        <w:t>concourir � cet imp�ratif l�gal. En outre l�employeur est charg� d��tablir un plan d��valuation des risques professionnels et</w:t>
+        <w:rPr>
+          <w:b w:val="0"/>
+          <w:color w:val="006100"/>
+          <w:sz w:val="22"/>
+        </w:rPr>
+        <w:t>concourir e cet imperatif l'gal. En outre l'employeur est charge d'etablir un plan d'evaluation des risques professionnels et</w:t>
       </w:r>
     </w:p>
     <w:p>
       <w:r>
-        <w:t>de pr�vention ayant vocation � am�liorer la lutte contre les accidents et maladies professionnelles.</w:t>
+        <w:rPr>
+          <w:b w:val="0"/>
+          <w:color w:val="006100"/>
+          <w:sz w:val="22"/>
+        </w:rPr>
+        <w:t>de prevention ayant vocation e ameliorer la lutte contre les accidents et maladies professionnelles.</w:t>
       </w:r>
     </w:p>
     <w:p>
       <w:r>
-        <w:t>L�obligation de s�curit� est une obligation de r�sultat. Cependant, le manquement � cette obligation ne justifie pas la</w:t>
+        <w:rPr>
+          <w:b w:val="0"/>
+          <w:color w:val="006100"/>
+          <w:sz w:val="22"/>
+        </w:rPr>
+        <w:t>L'obligation de s'curite est une obligation de resultat. Cependant, le manquement e cette obligation ne justifie pas la</w:t>
       </w:r>
     </w:p>
     <w:p>
       <w:r>
-        <w:t>nullit� du licenciement (Cass. soc. 14 f�vrier 2024). � titre d�exemple, il en est ainsi lorsqu�un salari� a �t� victime d�un</w:t>
+        <w:rPr>
+          <w:b w:val="0"/>
+          <w:color w:val="006100"/>
+          <w:sz w:val="22"/>
+        </w:rPr>
+        <w:t>nullite du licenciement (Cass. soc. 14 fevrier 2024). e titre d'exemple, il en est ainsi lorsqu'un salarie a et' victime d'un</w:t>
       </w:r>
     </w:p>
     <w:p>
       <w:r>
-        <w:t>malaise sur son lieu de travail en raison d�un stress d�origine professionnelle (Cass. soc. 5 juillet 2017). La Cour de</w:t>
+        <w:rPr>
+          <w:b w:val="0"/>
+          <w:color w:val="006100"/>
+          <w:sz w:val="22"/>
+        </w:rPr>
+        <w:t>malaise sur son lieu de travail en raison d'un stress d'origine professionnelle (Cass. soc. 5 juillet 2017). La Cour de</w:t>
       </w:r>
     </w:p>
     <w:p>
       <w:r>
-        <w:t>cassation a eu l�occasion de le rappeler � plusieurs reprises et le manquement de l�employeur � cet imp�ratif justifie</w:t>
+        <w:rPr>
+          <w:b w:val="0"/>
+          <w:color w:val="006100"/>
+          <w:sz w:val="22"/>
+        </w:rPr>
+        <w:t>cassation a eu l'occasion de le rappeler e plusieurs reprises et le manquement de l'employeur e cet imperatif justifie</w:t>
       </w:r>
     </w:p>
     <w:p>
       <w:r>
-        <w:t>notamment la prise d�acte de rupture par le salari�. Cette obligation g�n�rale ne se confond pas avec l�interdiction</w:t>
+        <w:rPr>
+          <w:b w:val="0"/>
+          <w:color w:val="006100"/>
+          <w:sz w:val="22"/>
+        </w:rPr>
+        <w:t>notamment la prise d'acte de rupture par le salarie. Cette obligation gen'rale ne se confond pas avec l'interdiction</w:t>
       </w:r>
     </w:p>
     <w:p>
       <w:r>
-        <w:t>des agissements de harc�lement, raison pour laquelle la Cour de cassation a infl�chi sa position en la mati�re dans un</w:t>
+        <w:rPr>
+          <w:b w:val="0"/>
+          <w:color w:val="006100"/>
+          <w:sz w:val="22"/>
+        </w:rPr>
+        <w:t>des agissements de harcelement, raison pour laquelle la Cour de cassation a inflechi sa position en la matiere dans un</w:t>
       </w:r>
     </w:p>
     <w:p>
       <w:r>
-        <w:t>premier arr�t du 25 novembre 2015, puis op�r� un revirement de jurisprudence par un arr�t en date du 1</w:t>
+        <w:rPr>
+          <w:b w:val="0"/>
+          <w:color w:val="006100"/>
+          <w:sz w:val="22"/>
+        </w:rPr>
+        <w:t>premier arret du 25 novembre 2015, puis opere un revirement de jurisprudence par un arret en date du 1</w:t>
       </w:r>
     </w:p>
     <w:p>
       <w:r>
+        <w:rPr>
+          <w:b w:val="0"/>
+          <w:color w:val="006100"/>
+          <w:sz w:val="22"/>
+        </w:rPr>
         <w:t>er</w:t>
       </w:r>
     </w:p>
     <w:p>
       <w:r>
+        <w:rPr>
+          <w:b w:val="0"/>
+          <w:color w:val="006100"/>
+          <w:sz w:val="22"/>
+        </w:rPr>
         <w:t>juin 2016. En</w:t>
       </w:r>
     </w:p>
     <w:p>
       <w:r>
-        <w:t>effet, la cour consid�re que l�employeur remplit son obligation l�gale de s�curit�, s�il d�montre :</w:t>
+        <w:rPr>
+          <w:b w:val="0"/>
+          <w:color w:val="006100"/>
+          <w:sz w:val="22"/>
+        </w:rPr>
+        <w:t>effet, la cour considere que l'employeur remplit son obligation l'gale de s'curite, s'il d'montre :</w:t>
       </w:r>
     </w:p>
     <w:p>
@@ -176,7 +331,12 @@
         <w:pStyle w:val="ListBullet"/>
       </w:pPr>
       <w:r>
-        <w:t>avoir en amont pris toute mesure de pr�vention de nature � �viter la survenance du risque ; -</w:t>
+        <w:rPr>
+          <w:b w:val="0"/>
+          <w:color w:val="006100"/>
+          <w:sz w:val="22"/>
+        </w:rPr>
+        <w:t>avoir en amont pris toute mesure de prevention de nature e eviter la survenance du risque ;</w:t>
       </w:r>
     </w:p>
     <w:p>
@@ -184,7 +344,12 @@
         <w:pStyle w:val="ListBullet"/>
       </w:pPr>
       <w:r>
-        <w:t>avoir pris toutes les mesures imm�diates propres � faire cesser le risque et avoir r�ussi � le faire effectivement cesser. -</w:t>
+        <w:rPr>
+          <w:b w:val="0"/>
+          <w:color w:val="006100"/>
+          <w:sz w:val="22"/>
+        </w:rPr>
+        <w:t>avoir pris toutes les mesures immediates propres e faire cesser le risque et avoir reussi e le faire effectivement cesser.</w:t>
       </w:r>
     </w:p>
     <w:p>
@@ -192,156 +357,311 @@
         <w:pStyle w:val="Heading2"/>
       </w:pPr>
       <w:r>
-        <w:t>�VALUATION DES RISQUES PROFESSIONNELS ET MESURES DE PR�VENTION</w:t>
+        <w:rPr>
+          <w:b/>
+          <w:color w:val="2F5496"/>
+          <w:sz w:val="24"/>
+        </w:rPr>
+        <w:t>eVALUATION DES RISQUES PROFESSIONNELS ET MESURES DE PReVENTION</w:t>
       </w:r>
     </w:p>
     <w:p>
       <w:r>
+        <w:rPr>
+          <w:b w:val="0"/>
+          <w:color w:val="000000"/>
+          <w:sz w:val="22"/>
+        </w:rPr>
         <w:t>?</w:t>
       </w:r>
     </w:p>
     <w:p>
       <w:r>
-        <w:t>L��valuation des risques. Fonction de l�activit� de l��tablissement, elle consiste � recenser l�ensemble des dangers</w:t>
+        <w:rPr>
+          <w:b w:val="0"/>
+          <w:color w:val="000000"/>
+          <w:sz w:val="22"/>
+        </w:rPr>
+        <w:t>L'evaluation des risques. Fonction de l'activite de l'etablissement, elle consiste e recenser l'ensemble des dangers</w:t>
       </w:r>
     </w:p>
     <w:p>
       <w:r>
-        <w:t>auxquels les salari�s peuvent �tre confront�s et qui sont de nature � affecter leur sant� et leur s�curit�. C�est une</w:t>
+        <w:rPr>
+          <w:b w:val="0"/>
+          <w:color w:val="000000"/>
+          <w:sz w:val="22"/>
+        </w:rPr>
+        <w:t>auxquels les salaries peuvent etre confrontes et qui sont de nature e affecter leur sante et leur s'curite. C'est une</w:t>
       </w:r>
     </w:p>
     <w:p>
       <w:r>
-        <w:t>op�ration minutieuse qui vise � cataloguer et donc rep�rer dans tous les secteurs de l�entreprise les dangers et risques</w:t>
+        <w:rPr>
+          <w:b w:val="0"/>
+          <w:color w:val="000000"/>
+          <w:sz w:val="22"/>
+        </w:rPr>
+        <w:t>operation minutieuse qui vise e cataloguer et donc reperer dans tous les secteurs de l'entreprise les dangers et risques</w:t>
       </w:r>
     </w:p>
     <w:p>
       <w:r>
-        <w:t>potentiels auxquels le salari� est susceptible d��tre expos�. L��valuation doit �tre effectu�e r�guli�rement et au</w:t>
+        <w:rPr>
+          <w:b w:val="0"/>
+          <w:color w:val="000000"/>
+          <w:sz w:val="22"/>
+        </w:rPr>
+        <w:t>potentiels auxquels le salarie est susceptible d'etre expose. L'evaluation doit etre effectuee regulierement et au</w:t>
       </w:r>
     </w:p>
     <w:p>
       <w:r>
-        <w:t>moins une fois par an. La loi autorise pour les entreprises de moins de 11 salari�s une mise � jour moins fr�quente �</w:t>
+        <w:rPr>
+          <w:b w:val="0"/>
+          <w:color w:val="000000"/>
+          <w:sz w:val="22"/>
+        </w:rPr>
+        <w:t>moins une fois par an. La loi autorise pour les entreprises de moins de 11 salaries une mise e jour moins frequente e</w:t>
       </w:r>
     </w:p>
     <w:p>
       <w:r>
-        <w:t>conditions de garantir un niveau de protection �quivalent et apr�s avis des organisations professionnelles. Les</w:t>
+        <w:rPr>
+          <w:b w:val="0"/>
+          <w:color w:val="000000"/>
+          <w:sz w:val="22"/>
+        </w:rPr>
+        <w:t>conditions de garantir un niveau de protection equivalent et apres avis des organisations professionnelles. Les</w:t>
       </w:r>
     </w:p>
     <w:p>
       <w:r>
-        <w:t>r�sultats sont port�s obligatoirement dans un document unique (document unique d��valuation des risques</w:t>
+        <w:rPr>
+          <w:b w:val="0"/>
+          <w:color w:val="000000"/>
+          <w:sz w:val="22"/>
+        </w:rPr>
+        <w:t>resultats sont portes obligatoirement dans un document unique (document unique d'evaluation des risques</w:t>
       </w:r>
     </w:p>
     <w:p>
       <w:r>
-        <w:t>professionnels - DUERP), qui comprend un inventaire des risques identifi�s pour chaque unit� de travail. Il doit</w:t>
+        <w:rPr>
+          <w:b w:val="0"/>
+          <w:color w:val="000000"/>
+          <w:sz w:val="22"/>
+        </w:rPr>
+        <w:t>professionnels - DUERP), qui comprend un inventaire des risques identifies pour chaque unite de travail. Il doit</w:t>
       </w:r>
     </w:p>
     <w:p>
       <w:r>
-        <w:t>�tre conserv� au minimum pendant 40 ans. � noter enfin que le CSE doit �tre consult� sur le DUERP et ses mises</w:t>
+        <w:rPr>
+          <w:b w:val="0"/>
+          <w:color w:val="000000"/>
+          <w:sz w:val="22"/>
+        </w:rPr>
+        <w:t>etre conserve au minimum pendant 40 ans. e noter enfin que le CSE doit etre consulte sur le DUERP et ses mises</w:t>
       </w:r>
     </w:p>
     <w:p>
       <w:r>
-        <w:t>� jour.</w:t>
+        <w:rPr>
+          <w:b w:val="0"/>
+          <w:color w:val="000000"/>
+          <w:sz w:val="22"/>
+        </w:rPr>
+        <w:t>e jour.</w:t>
       </w:r>
     </w:p>
     <w:p>
       <w:r>
-        <w:t>Les mesures de pr�vention. Les actions de pr�ventions sont �tablies au regard des conclusions de l��valuation des</w:t>
+        <w:rPr>
+          <w:b w:val="0"/>
+          <w:color w:val="000000"/>
+          <w:sz w:val="22"/>
+        </w:rPr>
+        <w:t>Les mesures de prevention. Les actions de preventions sont etablies au regard des conclusions de l'evaluation des</w:t>
       </w:r>
     </w:p>
     <w:p>
       <w:r>
+        <w:rPr>
+          <w:b w:val="0"/>
+          <w:color w:val="000000"/>
+          <w:sz w:val="22"/>
+        </w:rPr>
         <w:t>risques.</w:t>
       </w:r>
     </w:p>
     <w:p>
       <w:r>
-        <w:t>Les actions doivent suivre un rythme annuel permettant de r�viser les r�sultats des nouvelles �valuations et ainsi</w:t>
+        <w:rPr>
+          <w:b w:val="0"/>
+          <w:color w:val="000000"/>
+          <w:sz w:val="22"/>
+        </w:rPr>
+        <w:t>Les actions doivent suivre un rythme annuel permettant de reviser les resultats des nouvelles evaluations et ainsi</w:t>
       </w:r>
     </w:p>
     <w:p>
       <w:r>
-        <w:t>d�anticiper plus efficacement les dispositions � prendre. Par ailleurs l�employeur � l�obligation d�informer les salari�s sur</w:t>
+        <w:rPr>
+          <w:b w:val="0"/>
+          <w:color w:val="000000"/>
+          <w:sz w:val="22"/>
+        </w:rPr>
+        <w:t>d'anticiper plus efficacement les dispositions e prendre. Par ailleurs l'employeur e l'obligation d'informer les salaries sur</w:t>
       </w:r>
     </w:p>
     <w:p>
       <w:r>
-        <w:t>les risques sp�cifiques attach�s � leurs conditions de travail et aux mesures de pr�vention qu�il met en �uvre. Dans les</w:t>
+        <w:rPr>
+          <w:b w:val="0"/>
+          <w:color w:val="000000"/>
+          <w:sz w:val="22"/>
+        </w:rPr>
+        <w:t>les risques specifiques attaches e leurs conditions de travail et aux mesures de prevention qu'il met en euvre. Dans les</w:t>
       </w:r>
     </w:p>
     <w:p>
       <w:r>
-        <w:t>entreprises de plus 50 salari�s, un programme de pr�vention des risques professionnels doit �tre obligatoirement �tabli.</w:t>
+        <w:rPr>
+          <w:b w:val="0"/>
+          <w:color w:val="000000"/>
+          <w:sz w:val="22"/>
+        </w:rPr>
+        <w:t>entreprises de plus 50 salaries, un programme de prevention des risques professionnels doit etre obligatoirement etabli.</w:t>
       </w:r>
     </w:p>
     <w:p>
       <w:r>
-        <w:t>Il d�taille le programme des actions poursuivies en mati�re de formation, d�organisation du travail ou en encore en</w:t>
+        <w:rPr>
+          <w:b w:val="0"/>
+          <w:color w:val="000000"/>
+          <w:sz w:val="22"/>
+        </w:rPr>
+        <w:t>Il d'taille le programme des actions poursuivies en matiere de formation, d'organisation du travail ou en encore en</w:t>
       </w:r>
     </w:p>
     <w:p>
       <w:r>
-        <w:t>mati�re d��quipement. Le programme est � destination de tous les acteurs internes de l�entreprise et plus directement</w:t>
+        <w:rPr>
+          <w:b w:val="0"/>
+          <w:color w:val="000000"/>
+          <w:sz w:val="22"/>
+        </w:rPr>
+        <w:t>matiere d'equipement. Le programme est e destination de tous les acteurs internes de l'entreprise et plus directement</w:t>
       </w:r>
     </w:p>
     <w:p>
       <w:r>
-        <w:t>des salari�s.</w:t>
+        <w:rPr>
+          <w:b w:val="0"/>
+          <w:color w:val="000000"/>
+          <w:sz w:val="22"/>
+        </w:rPr>
+        <w:t>des salaries.</w:t>
       </w:r>
     </w:p>
     <w:p>
       <w:r>
-        <w:t>L��tablissement d�une fiche individuelle de pr�vention des expositions. Pour les salari�s concern�s, l�employeur est tenu</w:t>
+        <w:rPr>
+          <w:b w:val="0"/>
+          <w:color w:val="000000"/>
+          <w:sz w:val="22"/>
+        </w:rPr>
+        <w:t>L'etablissement d'une fiche individuelle de prevention des expositions. Pour les salaries concernes, l'employeur est tenu</w:t>
       </w:r>
     </w:p>
     <w:p>
       <w:r>
-        <w:t>d��tablir une fiche individuelle pr�cisant les risques d�exposition du salari�, les circonstances dans lesquelles ces</w:t>
+        <w:rPr>
+          <w:b w:val="0"/>
+          <w:color w:val="000000"/>
+          <w:sz w:val="22"/>
+        </w:rPr>
+        <w:t>d'etablir une fiche individuelle precisant les risques d'exposition du salarie, les circonstances dans lesquelles ces</w:t>
       </w:r>
     </w:p>
     <w:p>
       <w:r>
-        <w:t>expositions sont survenues ainsi que les mesures de pr�ventions mises en �uvre par l�employeur. L�absence de fiche ou</w:t>
+        <w:rPr>
+          <w:b w:val="0"/>
+          <w:color w:val="000000"/>
+          <w:sz w:val="22"/>
+        </w:rPr>
+        <w:t>expositions sont survenues ainsi que les mesures de preventions mises en euvre par l'employeur. L'absence de fiche ou</w:t>
       </w:r>
     </w:p>
     <w:p>
       <w:r>
-        <w:t>de son actualisation est r�prim�e par une contravention de 5</w:t>
+        <w:rPr>
+          <w:b w:val="0"/>
+          <w:color w:val="000000"/>
+          <w:sz w:val="22"/>
+        </w:rPr>
+        <w:t>de son actualisation est reprimee par une contravention de 5</w:t>
       </w:r>
     </w:p>
     <w:p>
       <w:r>
+        <w:rPr>
+          <w:b w:val="0"/>
+          <w:color w:val="000000"/>
+          <w:sz w:val="22"/>
+        </w:rPr>
         <w:t>e</w:t>
       </w:r>
     </w:p>
     <w:p>
       <w:r>
+        <w:rPr>
+          <w:b w:val="0"/>
+          <w:color w:val="000000"/>
+          <w:sz w:val="22"/>
+        </w:rPr>
         <w:t>classe.</w:t>
       </w:r>
     </w:p>
     <w:p>
       <w:r>
+        <w:rPr>
+          <w:b w:val="0"/>
+          <w:color w:val="000000"/>
+          <w:sz w:val="22"/>
+        </w:rPr>
         <w:t>90</w:t>
       </w:r>
     </w:p>
     <w:p>
       <w:r>
-        <w:t>�ditions Corroy � 4 rue de Villars, 42000 Saint-�tienne � 04 77 79 92 46 � infos@editions-corroy.fr</w:t>
+        <w:rPr>
+          <w:b w:val="0"/>
+          <w:color w:val="000000"/>
+          <w:sz w:val="22"/>
+        </w:rPr>
+        <w:t>editions Corroy e 4 rue de Villars, 42000 Saint-etienne e 04 77 79 92 46 e infos@editions-corroy.fr</w:t>
       </w:r>
     </w:p>
     <w:p>
       <w:r>
-        <w:t>COLLECTION DCG UE 3 � Droit social - Fiches de cours</w:t>
+        <w:rPr>
+          <w:b w:val="0"/>
+          <w:color w:val="000000"/>
+          <w:sz w:val="22"/>
+        </w:rPr>
+        <w:t>COLLECTION DCG UE 3 e Droit social - Fiches de cours</w:t>
       </w:r>
     </w:p>
     <w:p>
       <w:r>
+        <w:rPr>
+          <w:b w:val="0"/>
+          <w:color w:val="000000"/>
+          <w:sz w:val="22"/>
+        </w:rPr>
         <w:t>DCGUE3F.qxp_DCGUE3F 24/07/2025 10:26 Page 90</w:t>
       </w:r>
     </w:p>
@@ -350,47 +670,92 @@
         <w:pStyle w:val="Heading2"/>
       </w:pPr>
       <w:r>
-        <w:t>LE COMPTE PROFESSIONNEL DE PR�VENTION</w:t>
+        <w:rPr>
+          <w:b/>
+          <w:color w:val="2F5496"/>
+          <w:sz w:val="24"/>
+        </w:rPr>
+        <w:t>LE COMPTE PROFESSIONNEL DE PReVENTION</w:t>
       </w:r>
     </w:p>
     <w:p>
       <w:r>
+        <w:rPr>
+          <w:b w:val="0"/>
+          <w:color w:val="000000"/>
+          <w:sz w:val="22"/>
+        </w:rPr>
         <w:t>?</w:t>
       </w:r>
     </w:p>
     <w:p>
       <w:r>
-        <w:t>Les entreprises dont les salari�s sont expos�s � l�un des risques vis�s dans le d�cret du 10 octobre 2014 compl�t� par d�cret</w:t>
+        <w:rPr>
+          <w:b w:val="0"/>
+          <w:color w:val="000000"/>
+          <w:sz w:val="22"/>
+        </w:rPr>
+        <w:t>Les entreprises dont les salaries sont exposes e l'un des risques vises dans le d'cret du 10 octobre 2014 complet' par d'cret</w:t>
       </w:r>
     </w:p>
     <w:p>
       <w:r>
-        <w:t>en 2015, 2016 et 2017 et d�passant les seuils pr�vus par le m�me texte doivent en faire la d�claration aupr�s de l�organisme</w:t>
+        <w:rPr>
+          <w:b w:val="0"/>
+          <w:color w:val="000000"/>
+          <w:sz w:val="22"/>
+        </w:rPr>
+        <w:t>en 2015, 2016 et 2017 et d'passant les seuils prevus par le m'me texte doivent en faire la d'claration aupres de l'organisme</w:t>
       </w:r>
     </w:p>
     <w:p>
       <w:r>
-        <w:t>gestionnaire du compte de pr�vention de la p�nibilit�. Ce compte, int�gr� depuis le 1</w:t>
+        <w:rPr>
+          <w:b w:val="0"/>
+          <w:color w:val="000000"/>
+          <w:sz w:val="22"/>
+        </w:rPr>
+        <w:t>gestionnaire du compte de prevention de la penibilite. Ce compte, integre depuis le 1</w:t>
       </w:r>
     </w:p>
     <w:p>
       <w:r>
+        <w:rPr>
+          <w:b w:val="0"/>
+          <w:color w:val="000000"/>
+          <w:sz w:val="22"/>
+        </w:rPr>
         <w:t>er</w:t>
       </w:r>
     </w:p>
     <w:p>
       <w:r>
+        <w:rPr>
+          <w:b w:val="0"/>
+          <w:color w:val="000000"/>
+          <w:sz w:val="22"/>
+        </w:rPr>
         <w:t>janvier 2017 au compte personnel</w:t>
       </w:r>
     </w:p>
     <w:p>
       <w:r>
-        <w:t>d�activit�, permet aux salari�s concern�s de cumuler des points qui pourront ensuite �tre utilis�s au titre de la formation</w:t>
+        <w:rPr>
+          <w:b w:val="0"/>
+          <w:color w:val="000000"/>
+          <w:sz w:val="22"/>
+        </w:rPr>
+        <w:t>d'activite, permet aux salaries concernes de cumuler des points qui pourront ensuite etre utilises au titre de la formation</w:t>
       </w:r>
     </w:p>
     <w:p>
       <w:r>
-        <w:t>professionnelle, du passage � temps partiel sans diminution de salaire ou encore pour un d�part � la retraite anticip�.</w:t>
+        <w:rPr>
+          <w:b w:val="0"/>
+          <w:color w:val="000000"/>
+          <w:sz w:val="22"/>
+        </w:rPr>
+        <w:t>professionnelle, du passage e temps partiel sans diminution de salaire ou encore pour un d'part e la retraite anticipe.</w:t>
       </w:r>
     </w:p>
     <w:p>
@@ -398,32 +763,62 @@
         <w:pStyle w:val="Heading2"/>
       </w:pPr>
       <w:r>
-        <w:t>LE DROIT � LA D�CONNEXION</w:t>
+        <w:rPr>
+          <w:b/>
+          <w:color w:val="2F5496"/>
+          <w:sz w:val="24"/>
+        </w:rPr>
+        <w:t>LE DROIT e LA D'CONNEXION</w:t>
       </w:r>
     </w:p>
     <w:p>
       <w:r>
+        <w:rPr>
+          <w:b w:val="0"/>
+          <w:color w:val="000000"/>
+          <w:sz w:val="22"/>
+        </w:rPr>
         <w:t>?</w:t>
       </w:r>
     </w:p>
     <w:p>
       <w:r>
-        <w:t>Dans le cadre de la prise en compte des outils num�riques par le droit du travail, la loi du 8 ao�t 2016 met en place un</w:t>
+        <w:rPr>
+          <w:b w:val="0"/>
+          <w:color w:val="000000"/>
+          <w:sz w:val="22"/>
+        </w:rPr>
+        <w:t>Dans le cadre de la prise en compte des outils numeriques par le droit du travail, la loi du 8 aoet 2016 met en place un</w:t>
       </w:r>
     </w:p>
     <w:p>
       <w:r>
-        <w:t>droit � la d�connexion. Le dispositif est institu� soit par accord collectif, soit, � d�faut par l�employeur qui doit �tablir</w:t>
+        <w:rPr>
+          <w:b w:val="0"/>
+          <w:color w:val="000000"/>
+          <w:sz w:val="22"/>
+        </w:rPr>
+        <w:t>droit e la d'connexion. Le dispositif est institue soit par accord collectif, soit, e d'faut par l'employeur qui doit etablir</w:t>
       </w:r>
     </w:p>
     <w:p>
       <w:r>
-        <w:t>une charte d�entreprise visant � r�guler l�usage des outils num�riques. L�exercice de ce droit doit assurer au salari� le</w:t>
+        <w:rPr>
+          <w:b w:val="0"/>
+          <w:color w:val="000000"/>
+          <w:sz w:val="22"/>
+        </w:rPr>
+        <w:t>une charte d'entreprise visant e reguler l'usage des outils numeriques. L'exercice de ce droit doit assurer au salarie le</w:t>
       </w:r>
     </w:p>
     <w:p>
       <w:r>
-        <w:t>respect des temps de repos et de cong� ainsi que de la vie personnelle et familiale.</w:t>
+        <w:rPr>
+          <w:b w:val="0"/>
+          <w:color w:val="000000"/>
+          <w:sz w:val="22"/>
+        </w:rPr>
+        <w:t>respect des temps de repos et de conge ainsi que de la vie personnelle et familiale.</w:t>
       </w:r>
     </w:p>
     <w:p>
@@ -431,21 +826,41 @@
         <w:pStyle w:val="Heading2"/>
       </w:pPr>
       <w:r>
-        <w:t>FORMATION DES SALARI�S</w:t>
+        <w:rPr>
+          <w:b/>
+          <w:color w:val="2F5496"/>
+          <w:sz w:val="24"/>
+        </w:rPr>
+        <w:t>FORMATION DES SALARIeS</w:t>
       </w:r>
     </w:p>
     <w:p>
       <w:r>
+        <w:rPr>
+          <w:b w:val="0"/>
+          <w:color w:val="000000"/>
+          <w:sz w:val="22"/>
+        </w:rPr>
         <w:t>?</w:t>
       </w:r>
     </w:p>
     <w:p>
       <w:r>
-        <w:t>L�employeur doit assurer la formation pratique et appropri�e des salari�s � la s�curit�, que ce soit � l�embauche ou en cas</w:t>
+        <w:rPr>
+          <w:b w:val="0"/>
+          <w:color w:val="000000"/>
+          <w:sz w:val="22"/>
+        </w:rPr>
+        <w:t>L'employeur doit assurer la formation pratique et appropriee des salaries e la s'curite, que ce soit e l'embauche ou en cas</w:t>
       </w:r>
     </w:p>
     <w:p>
       <w:r>
+        <w:rPr>
+          <w:b w:val="0"/>
+          <w:color w:val="000000"/>
+          <w:sz w:val="22"/>
+        </w:rPr>
         <w:t>de changement de poste de travail.</w:t>
       </w:r>
     </w:p>
@@ -454,32 +869,62 @@
         <w:pStyle w:val="Heading2"/>
       </w:pPr>
       <w:r>
-        <w:t>LA D�SIGNATION D�UN SALARI� CHARG� DES ACTIVIT�S DE PR�VENTION</w:t>
+        <w:rPr>
+          <w:b/>
+          <w:color w:val="2F5496"/>
+          <w:sz w:val="24"/>
+        </w:rPr>
+        <w:t>LA D'SIGNATION D'UN SALARIe CHARGe DES ACTIVITeS DE PReVENTION</w:t>
       </w:r>
     </w:p>
     <w:p>
       <w:r>
+        <w:rPr>
+          <w:b w:val="0"/>
+          <w:color w:val="000000"/>
+          <w:sz w:val="22"/>
+        </w:rPr>
         <w:t>?</w:t>
       </w:r>
     </w:p>
     <w:p>
       <w:r>
-        <w:t>Dans des conditions fix�es par d�cret, l�employeur est tenu de d�signer un ou plusieurs salari�s ayant les comp�tences</w:t>
+        <w:rPr>
+          <w:b w:val="0"/>
+          <w:color w:val="000000"/>
+          <w:sz w:val="22"/>
+        </w:rPr>
+        <w:t>Dans des conditions fixees par d'cret, l'employeur est tenu de d'signer un ou plusieurs salaries ayant les competences</w:t>
       </w:r>
     </w:p>
     <w:p>
       <w:r>
-        <w:t>suffisantes pour s�occuper des activit�s de protection et de pr�vention des risques professionnels de l�entreprise. Si ces</w:t>
+        <w:rPr>
+          <w:b w:val="0"/>
+          <w:color w:val="000000"/>
+          <w:sz w:val="22"/>
+        </w:rPr>
+        <w:t>suffisantes pour s'occuper des activites de protection et de prevention des risques professionnels de l'entreprise. Si ces</w:t>
       </w:r>
     </w:p>
     <w:p>
       <w:r>
-        <w:t>comp�tences ne se trouvent pas dans l�entreprise, l�employeur pourra faire appel � des institutions ext�rieures (par</w:t>
+        <w:rPr>
+          <w:b w:val="0"/>
+          <w:color w:val="000000"/>
+          <w:sz w:val="22"/>
+        </w:rPr>
+        <w:t>competences ne se trouvent pas dans l'entreprise, l'employeur pourra faire appel e des institutions exterieures (par</w:t>
       </w:r>
     </w:p>
     <w:p>
       <w:r>
-        <w:t>exemple les services de pr�vention des caisses de s�curit� sociale).</w:t>
+        <w:rPr>
+          <w:b w:val="0"/>
+          <w:color w:val="000000"/>
+          <w:sz w:val="22"/>
+        </w:rPr>
+        <w:t>exemple les services de prevention des caisses de s'curite sociale).</w:t>
       </w:r>
     </w:p>
     <w:p>
@@ -487,92 +932,182 @@
         <w:pStyle w:val="Heading2"/>
       </w:pPr>
       <w:r>
-        <w:t>LE CAS PARTICULIER DU HARC�LEMENT</w:t>
+        <w:rPr>
+          <w:b/>
+          <w:color w:val="2F5496"/>
+          <w:sz w:val="24"/>
+        </w:rPr>
+        <w:t>LE CAS PARTICULIER DU HARCeLEMENT</w:t>
       </w:r>
     </w:p>
     <w:p>
       <w:r>
+        <w:rPr>
+          <w:b w:val="0"/>
+          <w:color w:val="000000"/>
+          <w:sz w:val="22"/>
+        </w:rPr>
         <w:t>?</w:t>
       </w:r>
     </w:p>
     <w:p>
       <w:r>
-        <w:t>La dignit� humaine doit �tre assur�e contre tout type de harc�lement, qu�il soit moral ou sexuel, qu�il provienne de l�em-</w:t>
+        <w:rPr>
+          <w:b w:val="0"/>
+          <w:color w:val="000000"/>
+          <w:sz w:val="22"/>
+        </w:rPr>
+        <w:t>La dignite humaine doit etre assuree contre tout type de harcelement, qu'il soit moral ou sexuel, qu'il provienne de l'em-</w:t>
       </w:r>
     </w:p>
     <w:p>
       <w:r>
-        <w:t>ployeur ou d�un autre salari�. Dans les deux cas, il p�se sur l�employeur une obligation de s�curit� de r�sultat att�nu�e</w:t>
+        <w:rPr>
+          <w:b w:val="0"/>
+          <w:color w:val="000000"/>
+          <w:sz w:val="22"/>
+        </w:rPr>
+        <w:t>ployeur ou d'un autre salarie. Dans les deux cas, il pese sur l'employeur une obligation de s'curite de resultat attenuee</w:t>
       </w:r>
     </w:p>
     <w:p>
       <w:r>
+        <w:rPr>
+          <w:b w:val="0"/>
+          <w:color w:val="000000"/>
+          <w:sz w:val="22"/>
+        </w:rPr>
         <w:t>par revirement de jurisprudence du 1</w:t>
       </w:r>
     </w:p>
     <w:p>
       <w:r>
+        <w:rPr>
+          <w:b w:val="0"/>
+          <w:color w:val="000000"/>
+          <w:sz w:val="22"/>
+        </w:rPr>
         <w:t>er</w:t>
       </w:r>
     </w:p>
     <w:p>
       <w:r>
-        <w:t>juin 2016. � noter que depuis la loi du 27 mai 2008, le harc�lement est assimil� �</w:t>
+        <w:rPr>
+          <w:b w:val="0"/>
+          <w:color w:val="000000"/>
+          <w:sz w:val="22"/>
+        </w:rPr>
+        <w:t>juin 2016. e noter que depuis la loi du 27 mai 2008, le harcelement est assimile e</w:t>
       </w:r>
     </w:p>
     <w:p>
       <w:r>
-        <w:t>une discrimination et r�prim� p�nalement (art. 1155-1 et 1155-2 C. trav, art 222-33-C. p�n.). Ces dispositions ont �t�</w:t>
+        <w:rPr>
+          <w:b w:val="0"/>
+          <w:color w:val="000000"/>
+          <w:sz w:val="22"/>
+        </w:rPr>
+        <w:t>une discrimination et reprime penalement (art. 1155-1 et 1155-2 C. trav, art 222-33-C. pen.). Ces dispositions ont et'</w:t>
       </w:r>
     </w:p>
     <w:p>
       <w:r>
-        <w:t>renforc�es par la loi du 3 ao�t 2018 relative � la lutte contre les violences sexuelles et sexistes et la loi du 5 septembre</w:t>
+        <w:rPr>
+          <w:b w:val="0"/>
+          <w:color w:val="000000"/>
+          <w:sz w:val="22"/>
+        </w:rPr>
+        <w:t>renforcees par la loi du 3 aoet 2018 relative e la lutte contre les violences sexuelles et sexistes et la loi du 5 septembre</w:t>
       </w:r>
     </w:p>
     <w:p>
       <w:r>
-        <w:t>2018. Cette derni�re pr�voit notamment l�obligation de d�signer un r�f�rent en mati�re de lutte contre le</w:t>
+        <w:rPr>
+          <w:b w:val="0"/>
+          <w:color w:val="000000"/>
+          <w:sz w:val="22"/>
+        </w:rPr>
+        <w:t>2018. Cette derniere prevoit notamment l'obligation de d'signer un referent en matiere de lutte contre le</w:t>
       </w:r>
     </w:p>
     <w:p>
       <w:r>
-        <w:t>harc�lement sexuel et d�agissements sexistes dans les entreprises d�au moins 250 salari�s et l�affichage des voies de</w:t>
+        <w:rPr>
+          <w:b w:val="0"/>
+          <w:color w:val="000000"/>
+          <w:sz w:val="22"/>
+        </w:rPr>
+        <w:t>harcelement sexuel et d'agissements sexistes dans les entreprises d'au moins 250 salaries et l'affichage des voies de</w:t>
       </w:r>
     </w:p>
     <w:p>
       <w:r>
-        <w:t>recours en mati�res civile et p�nale dans les lieux de travail ou locaux o� se fait l�embauche.</w:t>
+        <w:rPr>
+          <w:b w:val="0"/>
+          <w:color w:val="000000"/>
+          <w:sz w:val="22"/>
+        </w:rPr>
+        <w:t>recours en matieres civile et penale dans les lieux de travail ou locaux oe se fait l'embauche.</w:t>
       </w:r>
     </w:p>
     <w:p>
       <w:r>
-        <w:t>Le juge saisi d�une telle demande doit appr�cier l�ensemble des �l�ments qui lui sont fournis tant par le salari� que par</w:t>
+        <w:rPr>
+          <w:b w:val="0"/>
+          <w:color w:val="000000"/>
+          <w:sz w:val="22"/>
+        </w:rPr>
+        <w:t>Le juge saisi d'une telle demande doit apprecier l'ensemble des el'ments qui lui sont fournis tant par le salarie que par</w:t>
       </w:r>
     </w:p>
     <w:p>
       <w:r>
-        <w:t>l�employeur (Cass. soc. 2 mai 2024) et ce dernier ne peut s�exon�rer du manquement � son obligation de pr�vention au</w:t>
+        <w:rPr>
+          <w:b w:val="0"/>
+          <w:color w:val="000000"/>
+          <w:sz w:val="22"/>
+        </w:rPr>
+        <w:t>l'employeur (Cass. soc. 2 mai 2024) et ce dernier ne peut s'exonerer du manquement e son obligation de prevention au</w:t>
       </w:r>
     </w:p>
     <w:p>
       <w:r>
-        <w:t>motif que les faits se sont d�roul�s en dehors du travail ou que le salari� �tait en arr�t de travail au moment de la</w:t>
+        <w:rPr>
+          <w:b w:val="0"/>
+          <w:color w:val="000000"/>
+          <w:sz w:val="22"/>
+        </w:rPr>
+        <w:t>motif que les faits se sont d'roules en dehors du travail ou que le salarie etait en arret de travail au moment de la</w:t>
       </w:r>
     </w:p>
     <w:p>
       <w:r>
-        <w:t>d�nonciation des faits (Cass. soc. 2 mai 2024).</w:t>
+        <w:rPr>
+          <w:b w:val="0"/>
+          <w:color w:val="000000"/>
+          <w:sz w:val="22"/>
+        </w:rPr>
+        <w:t>d'nonciation des faits (Cass. soc. 2 mai 2024).</w:t>
       </w:r>
     </w:p>
     <w:p>
       <w:r>
-        <w:t>Le harc�lement sexuel (Art. L1153-1 Code trav.)</w:t>
+        <w:rPr>
+          <w:b w:val="0"/>
+          <w:color w:val="000000"/>
+          <w:sz w:val="22"/>
+        </w:rPr>
+        <w:t>Le harcelement sexuel (Art. L1153-1 Code trav.)</w:t>
       </w:r>
     </w:p>
     <w:p>
       <w:r>
-        <w:t>Les faits de harc�lement sexuel sont caract�ris�s :</w:t>
+        <w:rPr>
+          <w:b w:val="0"/>
+          <w:color w:val="000000"/>
+          <w:sz w:val="22"/>
+        </w:rPr>
+        <w:t>Les faits de harcelement sexuel sont caracterises :</w:t>
       </w:r>
     </w:p>
     <w:p>
@@ -580,12 +1115,22 @@
         <w:pStyle w:val="ListBullet"/>
       </w:pPr>
       <w:r>
-        <w:t>soit par des propos ou comportements � connotation sexuelle ou sexiste r�p�t�s qui soit portent atteinte � sa dignit� en -</w:t>
+        <w:rPr>
+          <w:b w:val="0"/>
+          <w:color w:val="000000"/>
+          <w:sz w:val="22"/>
+        </w:rPr>
+        <w:t>soit par des propos ou comportements e connotation sexuelle ou sexiste repet's qui soit portent atteinte e sa dignite en</w:t>
       </w:r>
     </w:p>
     <w:p>
       <w:r>
-        <w:t>raison de leur caract�re d�gradant ou humiliant, soit cr�ent � son encontre une situation intimidante, hostile ou offensante ;</w:t>
+        <w:rPr>
+          <w:b w:val="0"/>
+          <w:color w:val="000000"/>
+          <w:sz w:val="22"/>
+        </w:rPr>
+        <w:t>raison de leur caractere d'gradant ou humiliant, soit creent e son encontre une situation intimidante, hostile ou offensante ;</w:t>
       </w:r>
     </w:p>
     <w:p>
@@ -593,47 +1138,92 @@
         <w:pStyle w:val="ListBullet"/>
       </w:pPr>
       <w:r>
-        <w:t>soit par toute forme de pression grave, m�me non r�p�t�e, exerc�e dans le but r�el ou apparent d�obtenir un acte de -</w:t>
+        <w:rPr>
+          <w:b w:val="0"/>
+          <w:color w:val="000000"/>
+          <w:sz w:val="22"/>
+        </w:rPr>
+        <w:t>soit par toute forme de pression grave, m'me non repet'e, exercee dans le but reel ou apparent d'obtenir un acte de</w:t>
       </w:r>
     </w:p>
     <w:p>
       <w:r>
-        <w:t>nature sexuelle, que celui-ci soit recherch� au profit de l�auteur des faits ou au profit d�un tiers.</w:t>
+        <w:rPr>
+          <w:b w:val="0"/>
+          <w:color w:val="000000"/>
+          <w:sz w:val="22"/>
+        </w:rPr>
+        <w:t>nature sexuelle, que celui-ci soit recherche au profit de l'auteur des faits ou au profit d'un tiers.</w:t>
       </w:r>
     </w:p>
     <w:p>
       <w:r>
-        <w:t>Le harc�lement moral (Art. L 1152-1 Code trav.)</w:t>
+        <w:rPr>
+          <w:b w:val="0"/>
+          <w:color w:val="000000"/>
+          <w:sz w:val="22"/>
+        </w:rPr>
+        <w:t>Le harcelement moral (Art. L 1152-1 Code trav.)</w:t>
       </w:r>
     </w:p>
     <w:p>
       <w:r>
-        <w:t>Int�gr� par la loi du 17 janvier 2002 dans le code du travail, le harc�lement moral peut �tre d�fini comme des agissements</w:t>
+        <w:rPr>
+          <w:b w:val="0"/>
+          <w:color w:val="000000"/>
+          <w:sz w:val="22"/>
+        </w:rPr>
+        <w:t>Integre par la loi du 17 janvier 2002 dans le code du travail, le harcelement moral peut etre d'fini comme des agissements</w:t>
       </w:r>
     </w:p>
     <w:p>
       <w:r>
-        <w:t>r�p�t�s qui ont pour objet ou pour effet une d�gradation des conditions de travail susceptible de porter atteinte aux</w:t>
+        <w:rPr>
+          <w:b w:val="0"/>
+          <w:color w:val="000000"/>
+          <w:sz w:val="22"/>
+        </w:rPr>
+        <w:t>repet's qui ont pour objet ou pour effet une d'gradation des conditions de travail susceptible de porter atteinte aux</w:t>
       </w:r>
     </w:p>
     <w:p>
       <w:r>
-        <w:t>droits du salari�, � sa dignit�, d�alt�rer sa sant� physique ou mentale ou de compromettre son avenir professionnel.</w:t>
+        <w:rPr>
+          <w:b w:val="0"/>
+          <w:color w:val="000000"/>
+          <w:sz w:val="22"/>
+        </w:rPr>
+        <w:t>droits du salarie, e sa dignite, d'alterer sa sante physique ou mentale ou de compromettre son avenir professionnel.</w:t>
       </w:r>
     </w:p>
     <w:p>
       <w:r>
-        <w:t>Il peut �maner de l�employeur, d�un sup�rieur hi�rarchique ou simplement d�un coll�gue.</w:t>
+        <w:rPr>
+          <w:b w:val="0"/>
+          <w:color w:val="000000"/>
+          <w:sz w:val="22"/>
+        </w:rPr>
+        <w:t>Il peut emaner de l'employeur, d'un superieur hierarchique ou simplement d'un collegue.</w:t>
       </w:r>
     </w:p>
     <w:p>
       <w:r>
-        <w:t>Notons enfin qu�il n�est pas indispensable de constater une d�gradation des conditions de travail (un r�sultat n�est pas</w:t>
+        <w:rPr>
+          <w:b w:val="0"/>
+          <w:color w:val="000000"/>
+          <w:sz w:val="22"/>
+        </w:rPr>
+        <w:t>Notons enfin qu'il n'est pas indispensable de constater une d'gradation des conditions de travail (un resultat n'est pas</w:t>
       </w:r>
     </w:p>
     <w:p>
       <w:r>
-        <w:t>n�cessaire). Le simple fait qu�elle puisse en d�couler suffit � qualifier le comportement.</w:t>
+        <w:rPr>
+          <w:b w:val="0"/>
+          <w:color w:val="000000"/>
+          <w:sz w:val="22"/>
+        </w:rPr>
+        <w:t>n'cessaire). Le simple fait qu'elle puisse en d'couler suffit e qualifier le comportement.</w:t>
       </w:r>
     </w:p>
     <w:p>
@@ -641,7 +1231,12 @@
         <w:pStyle w:val="Heading2"/>
       </w:pPr>
       <w:r>
-        <w:t>DROITS ET OBLIGATIONS DES SALARI�S EN MATI�RE D�HYGI�NE ET DE S�CURIT� B �</w:t>
+        <w:rPr>
+          <w:b/>
+          <w:color w:val="2F5496"/>
+          <w:sz w:val="24"/>
+        </w:rPr>
+        <w:t>DROITS ET OBLIGATIONS DES SALARIeS EN MATIeRE D'HYGIeNE ET DE S'CURITe B e</w:t>
       </w:r>
     </w:p>
     <w:p>
@@ -649,37 +1244,72 @@
         <w:pStyle w:val="Heading2"/>
       </w:pPr>
       <w:r>
-        <w:t>OBLIGATIONS DES SALARI�S</w:t>
+        <w:rPr>
+          <w:b/>
+          <w:color w:val="2F5496"/>
+          <w:sz w:val="24"/>
+        </w:rPr>
+        <w:t>OBLIGATIONS DES SALARIeS</w:t>
       </w:r>
     </w:p>
     <w:p>
       <w:r>
+        <w:rPr>
+          <w:b w:val="0"/>
+          <w:color w:val="000000"/>
+          <w:sz w:val="22"/>
+        </w:rPr>
         <w:t>?</w:t>
       </w:r>
     </w:p>
     <w:p>
       <w:r>
-        <w:t>L�exigence de s�curit� dans l�entreprise est une n�cessit� � laquelle le salari� est associ�. En effet, � conform�ment aux</w:t>
+        <w:rPr>
+          <w:b w:val="0"/>
+          <w:color w:val="000000"/>
+          <w:sz w:val="22"/>
+        </w:rPr>
+        <w:t>L'exigence de s'curite dans l'entreprise est une n'cessite e laquelle le salarie est associe. En effet, e conformement aux</w:t>
       </w:r>
     </w:p>
     <w:p>
       <w:r>
-        <w:t>instructions qui lui sont donn�es par l�employeur ou le chef d��tablissement� il incombe � chaque travailleur de prendre</w:t>
+        <w:rPr>
+          <w:b w:val="0"/>
+          <w:color w:val="000000"/>
+          <w:sz w:val="22"/>
+        </w:rPr>
+        <w:t>instructions qui lui sont donnees par l'employeur ou le chef d'etablissemente il incombe e chaque travailleur de prendre</w:t>
       </w:r>
     </w:p>
     <w:p>
       <w:r>
-        <w:t>soin, en fonction de sa formation et selon ses possibilit�s, de sa s�curit� et de sa sant� ainsi que de celles des autres</w:t>
+        <w:rPr>
+          <w:b w:val="0"/>
+          <w:color w:val="000000"/>
+          <w:sz w:val="22"/>
+        </w:rPr>
+        <w:t>soin, en fonction de sa formation et selon ses possibilites, de sa s'curite et de sa sante ainsi que de celles des autres</w:t>
       </w:r>
     </w:p>
     <w:p>
       <w:r>
-        <w:t>personnes concern�es du fait de ses actes ou de ses omissions au travail � (art. L 4122-1 C. trav.). La violation de cette</w:t>
+        <w:rPr>
+          <w:b w:val="0"/>
+          <w:color w:val="000000"/>
+          <w:sz w:val="22"/>
+        </w:rPr>
+        <w:t>personnes concernees du fait de ses actes ou de ses omissions au travail e (art. L 4122-1 C. trav.). La violation de cette</w:t>
       </w:r>
     </w:p>
     <w:p>
       <w:r>
-        <w:t>obligation peut �tre sanctionn� si le salari� contrevient � l�observation des r�gles d�hygi�ne et de s�curit�.</w:t>
+        <w:rPr>
+          <w:b w:val="0"/>
+          <w:color w:val="000000"/>
+          <w:sz w:val="22"/>
+        </w:rPr>
+        <w:t>obligation peut etre sanctionne si le salarie contrevient e l'observation des regles d'hygiene et de s'curite.</w:t>
       </w:r>
     </w:p>
     <w:p>
@@ -687,81 +1317,154 @@
         <w:pStyle w:val="Heading2"/>
       </w:pPr>
       <w:r>
+        <w:rPr>
+          <w:b/>
+          <w:color w:val="2F5496"/>
+          <w:sz w:val="24"/>
+        </w:rPr>
         <w:t>LE DROIT DE RETRAIT</w:t>
       </w:r>
     </w:p>
     <w:p>
       <w:r>
+        <w:rPr>
+          <w:b w:val="0"/>
+          <w:color w:val="000000"/>
+          <w:sz w:val="22"/>
+        </w:rPr>
         <w:t>?</w:t>
       </w:r>
     </w:p>
     <w:p>
       <w:r>
-        <w:t>Corollaire de cette obligation, le salari� dispose d�un droit de retrait. L�article L 4131-1 du code du travail autorise le</w:t>
+        <w:rPr>
+          <w:b w:val="0"/>
+          <w:color w:val="000000"/>
+          <w:sz w:val="22"/>
+        </w:rPr>
+        <w:t>Corollaire de cette obligation, le salarie dispose d'un droit de retrait. L'article L 4131-1 du code du travail autorise le</w:t>
       </w:r>
     </w:p>
     <w:p>
       <w:r>
-        <w:t>salari� � se retirer de sa situation de travail s�il a un motif raisonnable de penser qu�elle pr�sente un danger grave et</w:t>
+        <w:rPr>
+          <w:b w:val="0"/>
+          <w:color w:val="000000"/>
+          <w:sz w:val="22"/>
+        </w:rPr>
+        <w:t>salarie e se retirer de sa situation de travail s'il a un motif raisonnable de penser qu'elle presente un danger grave et</w:t>
       </w:r>
     </w:p>
     <w:p>
       <w:r>
-        <w:t>imminent pour sa vie ou sa sant�. Le juge doit ainsi appr�cier si la situation de travail pr�sentait un danger grave et</w:t>
+        <w:rPr>
+          <w:b w:val="0"/>
+          <w:color w:val="000000"/>
+          <w:sz w:val="22"/>
+        </w:rPr>
+        <w:t>imminent pour sa vie ou sa sante. Le juge doit ainsi apprecier si la situation de travail presentait un danger grave et</w:t>
       </w:r>
     </w:p>
     <w:p>
       <w:r>
-        <w:t>imminent pour la vie ou la sant� du salari�, ind�pendamment de l�existence d�un tel danger (Cass. soc. 27 mars 2023).</w:t>
+        <w:rPr>
+          <w:b w:val="0"/>
+          <w:color w:val="000000"/>
+          <w:sz w:val="22"/>
+        </w:rPr>
+        <w:t>imminent pour la vie ou la sante du salarie, independamment de l'existence d'un tel danger (Cass. soc. 27 mars 2023).</w:t>
       </w:r>
     </w:p>
     <w:p>
       <w:r>
-        <w:t>Ce droit ne peut �tre subordonn� � aucune autorisation pr�alable de l�employeur et r�sulte d�une appr�ciation</w:t>
+        <w:rPr>
+          <w:b w:val="0"/>
+          <w:color w:val="000000"/>
+          <w:sz w:val="22"/>
+        </w:rPr>
+        <w:t>Ce droit ne peut etre subordonne e aucune autorisation prealable de l'employeur et resulte d'une appreciation</w:t>
       </w:r>
     </w:p>
     <w:p>
       <w:r>
-        <w:t>subjective du salari�. Il suffit en effet qu�il ait pu croire raisonnablement � un risque imminent pour sa vie ou sa sant�</w:t>
+        <w:rPr>
+          <w:b w:val="0"/>
+          <w:color w:val="000000"/>
+          <w:sz w:val="22"/>
+        </w:rPr>
+        <w:t>subjective du salarie. Il suffit en effet qu'il ait pu croire raisonnablement e un risque imminent pour sa vie ou sa sante</w:t>
       </w:r>
     </w:p>
     <w:p>
       <w:r>
-        <w:t>pour que le droit de retrait puisse s�exercer.</w:t>
+        <w:rPr>
+          <w:b w:val="0"/>
+          <w:color w:val="000000"/>
+          <w:sz w:val="22"/>
+        </w:rPr>
+        <w:t>pour que le droit de retrait puisse s'exercer.</w:t>
       </w:r>
     </w:p>
     <w:p>
       <w:r>
-        <w:t>Le texte ne dispense cependant pas le salari� d�informer imm�diatement l�employeur de la situation rencontr�e.</w:t>
+        <w:rPr>
+          <w:b w:val="0"/>
+          <w:color w:val="000000"/>
+          <w:sz w:val="22"/>
+        </w:rPr>
+        <w:t>Le texte ne dispense cependant pas le salarie d'informer immediatement l'employeur de la situation rencontree.</w:t>
       </w:r>
     </w:p>
     <w:p>
       <w:r>
-        <w:t>Il en est de m�me pour le CSE, qui, inform� par le salari�, doit imm�diatement saisir l�employeur.</w:t>
+        <w:rPr>
+          <w:b w:val="0"/>
+          <w:color w:val="000000"/>
+          <w:sz w:val="22"/>
+        </w:rPr>
+        <w:t>Il en est de m'me pour le CSE, qui, informe par le salarie, doit immediatement saisir l'employeur.</w:t>
       </w:r>
     </w:p>
     <w:p>
       <w:r>
+        <w:rPr>
+          <w:b w:val="0"/>
+          <w:color w:val="000000"/>
+          <w:sz w:val="22"/>
+        </w:rPr>
         <w:t>91</w:t>
       </w:r>
     </w:p>
     <w:p>
       <w:r>
-        <w:t>�ditions Corroy � 4 rue de Villars, 42000 Saint-�tienne � 04 77 79 92 46 � infos@editions-corroy.fr</w:t>
+        <w:rPr>
+          <w:b w:val="0"/>
+          <w:color w:val="000000"/>
+          <w:sz w:val="22"/>
+        </w:rPr>
+        <w:t>editions Corroy e 4 rue de Villars, 42000 Saint-etienne e 04 77 79 92 46 e infos@editions-corroy.fr</w:t>
       </w:r>
     </w:p>
     <w:p>
       <w:r>
-        <w:t>UE 3 � Fiche 21</w:t>
+        <w:rPr>
+          <w:b w:val="0"/>
+          <w:color w:val="000000"/>
+          <w:sz w:val="22"/>
+        </w:rPr>
+        <w:t>UE 3 e Fiche 21</w:t>
       </w:r>
     </w:p>
     <w:p>
       <w:r>
+        <w:rPr>
+          <w:b w:val="0"/>
+          <w:color w:val="000000"/>
+          <w:sz w:val="22"/>
+        </w:rPr>
         <w:t>DCGUE3F.qxp_DCGUE3F 24/07/2025 15:57 Page 91</w:t>
       </w:r>
     </w:p>
-    <w:p/>
-    <w:p/>
     <w:p/>
     <w:sectPr>
       <w:pgSz w:w="12240" w:h="15840"/>

--- a/droit social dcg/21- hygi ne et s curit.docx
+++ b/droit social dcg/21- hygi ne et s curit.docx
@@ -13,7 +13,7 @@
           <w:color w:val="1F4E79"/>
           <w:sz w:val="34"/>
         </w:rPr>
-        <w:t>FICHE 21 : HYGIeNE ET S'CURITe</w:t>
+        <w:t>FICHE 21 : HYGIÈNE ET SÉCURITÉ</w:t>
       </w:r>
     </w:p>
     <w:p/>
@@ -27,7 +27,7 @@
           <w:color w:val="2F5496"/>
           <w:sz w:val="24"/>
         </w:rPr>
-        <w:t>L'HYGIeNE ET LA S'CURITe DANS L'ENTREPRISE I e</w:t>
+        <w:t>L'HYGIÈNE ET LA SÉCURITÉ DANS L'ENTREPRISE I •</w:t>
       </w:r>
     </w:p>
     <w:p>
@@ -40,7 +40,7 @@
           <w:color w:val="2F5496"/>
           <w:sz w:val="24"/>
         </w:rPr>
-        <w:t>LES OBLIGATIONS DE L'EMPLOYEUR EN MATIeRE D'HYGIeNE ET DE S'CURITe A e</w:t>
+        <w:t>LES OBLIGATIONS DE L'EMPLOYEUR EN MATIÈRE D'HYGIÈNE ET DE SÉCURITÉ A •</w:t>
       </w:r>
     </w:p>
     <w:p>
@@ -53,7 +53,7 @@
           <w:color w:val="006100"/>
           <w:sz w:val="24"/>
         </w:rPr>
-        <w:t>PRINCIPE GeN'RAL</w:t>
+        <w:t>PRINCIPE GÉNÉRAL</w:t>
       </w:r>
     </w:p>
     <w:p>
@@ -73,7 +73,7 @@
           <w:color w:val="006100"/>
           <w:sz w:val="22"/>
         </w:rPr>
-        <w:t>L'employeur prend les mesures n'cessaires pour assurer la s'curite et proteger la sante physique et mentale des</w:t>
+        <w:t>L'employeur prend les mesures nécessaires pour assurer la sécurité et protéger la santé physique et mentale des</w:t>
       </w:r>
     </w:p>
     <w:p>
@@ -83,7 +83,7 @@
           <w:color w:val="006100"/>
           <w:sz w:val="22"/>
         </w:rPr>
-        <w:t>travailleurs. Cette obligation s'etend e tout e risque manifeste d'atteinte e la s'curite des tiers evoluant dans l'en-</w:t>
+        <w:t>travailleurs. Cette obligation s'étend à tout à risque manifeste d'atteinte à la sécurité des tiers évoluant dans l'en-</w:t>
       </w:r>
     </w:p>
     <w:p>
@@ -93,7 +93,7 @@
           <w:color w:val="006100"/>
           <w:sz w:val="22"/>
         </w:rPr>
-        <w:t>vironnement immediat de travail e. Les mesures peuvent comprendre des actions de prevention des risques</w:t>
+        <w:t>vironnement immédiat de travail à. Les mesures peuvent comprendre des actions de prévention des risques</w:t>
       </w:r>
     </w:p>
     <w:p>
@@ -103,7 +103,7 @@
           <w:color w:val="006100"/>
           <w:sz w:val="22"/>
         </w:rPr>
-        <w:t>professionnels et de la penibilite, d'information et de formation ou encore consister en la mise en place d'une</w:t>
+        <w:t>professionnels et de la pénibilité, d'information et de formation ou encore consister en la mise en place d'une</w:t>
       </w:r>
     </w:p>
     <w:p>
@@ -113,7 +113,7 @@
           <w:color w:val="006100"/>
           <w:sz w:val="22"/>
         </w:rPr>
-        <w:t>organisation et de moyens adaptes (L 4121-1 C trav.).</w:t>
+        <w:t>organisation et de moyens adaptés (L 4121-1 C trav.).</w:t>
       </w:r>
     </w:p>
     <w:p>
@@ -123,7 +123,7 @@
           <w:color w:val="006100"/>
           <w:sz w:val="22"/>
         </w:rPr>
-        <w:t>En matiere d'hygiene, la reglementation, aussi vaste que d'taillee (installation sanitaire, luminosite, temperature,</w:t>
+        <w:t>En matière d'hygiène, la réglementation, aussi vaste que détaillée (installation sanitaire, luminosité, température,</w:t>
       </w:r>
     </w:p>
     <w:p>
@@ -133,7 +133,7 @@
           <w:color w:val="006100"/>
           <w:sz w:val="22"/>
         </w:rPr>
-        <w:t>aeration, restauration et hebergement) figure e l'article L 4221-1 al 2 du code du travail ainsi que dans la partie</w:t>
+        <w:t>aération, restauration et hébergement) figure à l'article L 4221-1 al 2 du code du travail ainsi que dans la partie</w:t>
       </w:r>
     </w:p>
     <w:p>
@@ -143,7 +143,7 @@
           <w:color w:val="006100"/>
           <w:sz w:val="22"/>
         </w:rPr>
-        <w:t>reglementaire du m'me code. L'obligation est gen'rale puisque e les locaux doivent etre tenus dans un etat constant de</w:t>
+        <w:t>réglementaire du même code. L'obligation est générale puisque à les locaux doivent être tenus dans un état constant de</w:t>
       </w:r>
     </w:p>
     <w:p>
@@ -153,7 +153,7 @@
           <w:color w:val="006100"/>
           <w:sz w:val="22"/>
         </w:rPr>
-        <w:t>proprete et presenter les conditions d'hygiene et de salubrite n'cessaires propres e assurer la sante des interesses e.</w:t>
+        <w:t>propreté et présenter les conditions d'hygiène et de salubrité nécessaires propres à assurer la santé des intéressés à.</w:t>
       </w:r>
     </w:p>
     <w:p>
@@ -163,7 +163,7 @@
           <w:color w:val="006100"/>
           <w:sz w:val="22"/>
         </w:rPr>
-        <w:t>En matiere de s'curite, le m'me article du code du travail pose un principe gen'ral : e Les etablissements et locauxe doivent</w:t>
+        <w:t>En matière de sécurité, le même article du code du travail pose un principe général : à Les établissements et locauxé doivent</w:t>
       </w:r>
     </w:p>
     <w:p>
@@ -173,7 +173,7 @@
           <w:color w:val="006100"/>
           <w:sz w:val="22"/>
         </w:rPr>
-        <w:t>etre amenages de maniere e garantir la s'curite des travailleurs e. Celle-ci s'entend aussi bien de la s'curite elle-m'me mais</w:t>
+        <w:t>être aménagés de manière à garantir la sécurité des travailleurs à. Celle-ci s'entend aussi bien de la sécurité elle-même mais</w:t>
       </w:r>
     </w:p>
     <w:p>
@@ -183,7 +183,7 @@
           <w:color w:val="006100"/>
           <w:sz w:val="22"/>
         </w:rPr>
-        <w:t>aussi de la sante physique et mentale des travailleurs (L 4121-1 C. trav). Tous moyens de prevention (pour un manquement</w:t>
+        <w:t>aussi de la santé physique et mentale des travailleurs (L 4121-1 C. trav). Tous moyens de prévention (pour un manquement</w:t>
       </w:r>
     </w:p>
     <w:p>
@@ -193,7 +193,7 @@
           <w:color w:val="006100"/>
           <w:sz w:val="22"/>
         </w:rPr>
-        <w:t>de l'employeur e cette obligation e Cass. soc. 6 d'cembre 2017), individuels et collectifs (prevention des accidents, des</w:t>
+        <w:t>de l'employeur à cette obligation à Cass. soc. 6 décembre 2017), individuels et collectifs (prévention des accidents, des</w:t>
       </w:r>
     </w:p>
     <w:p>
@@ -203,7 +203,7 @@
           <w:color w:val="006100"/>
           <w:sz w:val="22"/>
         </w:rPr>
-        <w:t>incendies, formation e la s'curite, prevention des risques e la source, adaptation des techniques e l'homme), doivent</w:t>
+        <w:t>incendies, formation à la sécurité, prévention des risques à la source, adaptation des techniques à l'homme), doivent</w:t>
       </w:r>
     </w:p>
     <w:p>
@@ -213,7 +213,7 @@
           <w:color w:val="006100"/>
           <w:sz w:val="22"/>
         </w:rPr>
-        <w:t>concourir e cet imperatif l'gal. En outre l'employeur est charge d'etablir un plan d'evaluation des risques professionnels et</w:t>
+        <w:t>concourir à cet impératif légal. En outre l'employeur est charge d'établir un plan d'évaluation des risques professionnels et</w:t>
       </w:r>
     </w:p>
     <w:p>
@@ -223,7 +223,7 @@
           <w:color w:val="006100"/>
           <w:sz w:val="22"/>
         </w:rPr>
-        <w:t>de prevention ayant vocation e ameliorer la lutte contre les accidents et maladies professionnelles.</w:t>
+        <w:t>de prévention ayant vocation à améliorer la lutte contre les accidents et maladies professionnelles.</w:t>
       </w:r>
     </w:p>
     <w:p>
@@ -233,7 +233,7 @@
           <w:color w:val="006100"/>
           <w:sz w:val="22"/>
         </w:rPr>
-        <w:t>L'obligation de s'curite est une obligation de resultat. Cependant, le manquement e cette obligation ne justifie pas la</w:t>
+        <w:t>L'obligation de sécurité est une obligation de résultat. Cependant, le manquement à cette obligation ne justifie pas la</w:t>
       </w:r>
     </w:p>
     <w:p>
@@ -243,7 +243,7 @@
           <w:color w:val="006100"/>
           <w:sz w:val="22"/>
         </w:rPr>
-        <w:t>nullite du licenciement (Cass. soc. 14 fevrier 2024). e titre d'exemple, il en est ainsi lorsqu'un salarie a et' victime d'un</w:t>
+        <w:t>nullité du licenciement (Cass. soc. 14 février 2024). à titre d'exemple, il en est ainsi lorsqu'un salarié a été victime d'un</w:t>
       </w:r>
     </w:p>
     <w:p>
@@ -263,7 +263,7 @@
           <w:color w:val="006100"/>
           <w:sz w:val="22"/>
         </w:rPr>
-        <w:t>cassation a eu l'occasion de le rappeler e plusieurs reprises et le manquement de l'employeur e cet imperatif justifie</w:t>
+        <w:t>cassation a eu l'occasion de le rappeler à plusieurs reprises et le manquement de l'employeur à cet impératif justifie</w:t>
       </w:r>
     </w:p>
     <w:p>
@@ -273,7 +273,7 @@
           <w:color w:val="006100"/>
           <w:sz w:val="22"/>
         </w:rPr>
-        <w:t>notamment la prise d'acte de rupture par le salarie. Cette obligation gen'rale ne se confond pas avec l'interdiction</w:t>
+        <w:t>notamment la prise d'acte de rupture par le salarié. Cette obligation générale ne se confond pas avec l'interdiction</w:t>
       </w:r>
     </w:p>
     <w:p>
@@ -283,7 +283,7 @@
           <w:color w:val="006100"/>
           <w:sz w:val="22"/>
         </w:rPr>
-        <w:t>des agissements de harcelement, raison pour laquelle la Cour de cassation a inflechi sa position en la matiere dans un</w:t>
+        <w:t>des agissements de harcèlement, raison pour laquelle la Cour de cassation a infléchi sa position en la matière dans un</w:t>
       </w:r>
     </w:p>
     <w:p>
@@ -293,7 +293,7 @@
           <w:color w:val="006100"/>
           <w:sz w:val="22"/>
         </w:rPr>
-        <w:t>premier arret du 25 novembre 2015, puis opere un revirement de jurisprudence par un arret en date du 1</w:t>
+        <w:t>premier arrêt du 25 novembre 2015, puis opéra un revirement de jurisprudence par un arrêt en date du 1</w:t>
       </w:r>
     </w:p>
     <w:p>
@@ -323,7 +323,7 @@
           <w:color w:val="006100"/>
           <w:sz w:val="22"/>
         </w:rPr>
-        <w:t>effet, la cour considere que l'employeur remplit son obligation l'gale de s'curite, s'il d'montre :</w:t>
+        <w:t>effet, la cour considère que l'employeur remplit son obligation légale de sécurité, s'il démontre :</w:t>
       </w:r>
     </w:p>
     <w:p>
@@ -336,7 +336,7 @@
           <w:color w:val="006100"/>
           <w:sz w:val="22"/>
         </w:rPr>
-        <w:t>avoir en amont pris toute mesure de prevention de nature e eviter la survenance du risque ;</w:t>
+        <w:t>avoir en amont pris toute mesure de prévention de nature à éviter la survenance du risque ;</w:t>
       </w:r>
     </w:p>
     <w:p>
@@ -349,7 +349,7 @@
           <w:color w:val="006100"/>
           <w:sz w:val="22"/>
         </w:rPr>
-        <w:t>avoir pris toutes les mesures immediates propres e faire cesser le risque et avoir reussi e le faire effectivement cesser.</w:t>
+        <w:t>avoir pris toutes les mesures immédiates propres à faire cesser le risque et avoir réussi à le faire effectivement cesser.</w:t>
       </w:r>
     </w:p>
     <w:p>
@@ -362,7 +362,7 @@
           <w:color w:val="2F5496"/>
           <w:sz w:val="24"/>
         </w:rPr>
-        <w:t>eVALUATION DES RISQUES PROFESSIONNELS ET MESURES DE PReVENTION</w:t>
+        <w:t>ÉVALUATION DES RISQUES PROFESSIONNELS ET MESURES DE PRÉVENTION</w:t>
       </w:r>
     </w:p>
     <w:p>
@@ -382,7 +382,7 @@
           <w:color w:val="000000"/>
           <w:sz w:val="22"/>
         </w:rPr>
-        <w:t>L'evaluation des risques. Fonction de l'activite de l'etablissement, elle consiste e recenser l'ensemble des dangers</w:t>
+        <w:t>L'évaluation des risques. Fonction de l'activité de l'établissement, elle consiste à recenser l'ensemble des dangers</w:t>
       </w:r>
     </w:p>
     <w:p>
@@ -392,7 +392,7 @@
           <w:color w:val="000000"/>
           <w:sz w:val="22"/>
         </w:rPr>
-        <w:t>auxquels les salaries peuvent etre confrontes et qui sont de nature e affecter leur sante et leur s'curite. C'est une</w:t>
+        <w:t>auxquels les salariés peuvent être confrontés et qui sont de nature à affecter leur santé et leur sécurité. C'est une</w:t>
       </w:r>
     </w:p>
     <w:p>
@@ -402,7 +402,7 @@
           <w:color w:val="000000"/>
           <w:sz w:val="22"/>
         </w:rPr>
-        <w:t>operation minutieuse qui vise e cataloguer et donc reperer dans tous les secteurs de l'entreprise les dangers et risques</w:t>
+        <w:t>opération minutieuse qui vise à cataloguer et donc repérer dans tous les secteurs de l'entreprise les dangers et risques</w:t>
       </w:r>
     </w:p>
     <w:p>
@@ -412,7 +412,7 @@
           <w:color w:val="000000"/>
           <w:sz w:val="22"/>
         </w:rPr>
-        <w:t>potentiels auxquels le salarie est susceptible d'etre expose. L'evaluation doit etre effectuee regulierement et au</w:t>
+        <w:t>potentiels auxquels le salarié est susceptible d'être exposé. L'évaluation doit être effectuée régulièrement et au</w:t>
       </w:r>
     </w:p>
     <w:p>
@@ -422,7 +422,7 @@
           <w:color w:val="000000"/>
           <w:sz w:val="22"/>
         </w:rPr>
-        <w:t>moins une fois par an. La loi autorise pour les entreprises de moins de 11 salaries une mise e jour moins frequente e</w:t>
+        <w:t>moins une fois par an. La loi autorise pour les entreprises de moins de 11 salariés une mise à jour moins fréquente à</w:t>
       </w:r>
     </w:p>
     <w:p>
@@ -432,7 +432,7 @@
           <w:color w:val="000000"/>
           <w:sz w:val="22"/>
         </w:rPr>
-        <w:t>conditions de garantir un niveau de protection equivalent et apres avis des organisations professionnelles. Les</w:t>
+        <w:t>conditions de garantir un niveau de protection équivalent et après avis des organisations professionnelles. Les</w:t>
       </w:r>
     </w:p>
     <w:p>
@@ -442,7 +442,7 @@
           <w:color w:val="000000"/>
           <w:sz w:val="22"/>
         </w:rPr>
-        <w:t>resultats sont portes obligatoirement dans un document unique (document unique d'evaluation des risques</w:t>
+        <w:t>résultats sont portes obligatoirement dans un document unique (document unique d'évaluation des risques</w:t>
       </w:r>
     </w:p>
     <w:p>
@@ -452,7 +452,7 @@
           <w:color w:val="000000"/>
           <w:sz w:val="22"/>
         </w:rPr>
-        <w:t>professionnels - DUERP), qui comprend un inventaire des risques identifies pour chaque unite de travail. Il doit</w:t>
+        <w:t>professionnels - DUERP), qui comprend un inventaire des risques identifiés pour chaque unité de travail. Il doit</w:t>
       </w:r>
     </w:p>
     <w:p>
@@ -462,7 +462,7 @@
           <w:color w:val="000000"/>
           <w:sz w:val="22"/>
         </w:rPr>
-        <w:t>etre conserve au minimum pendant 40 ans. e noter enfin que le CSE doit etre consulte sur le DUERP et ses mises</w:t>
+        <w:t>être conserve au minimum pendant 40 ans. à noter enfin que le CSE doit être consulté sur le DUERP et ses mises</w:t>
       </w:r>
     </w:p>
     <w:p>
@@ -472,7 +472,7 @@
           <w:color w:val="000000"/>
           <w:sz w:val="22"/>
         </w:rPr>
-        <w:t>e jour.</w:t>
+        <w:t>à jour.</w:t>
       </w:r>
     </w:p>
     <w:p>
@@ -482,7 +482,7 @@
           <w:color w:val="000000"/>
           <w:sz w:val="22"/>
         </w:rPr>
-        <w:t>Les mesures de prevention. Les actions de preventions sont etablies au regard des conclusions de l'evaluation des</w:t>
+        <w:t>Les mesures de prévention. Les actions de préventions sont établies au regard des conclusions de l'évaluation des</w:t>
       </w:r>
     </w:p>
     <w:p>
@@ -502,7 +502,7 @@
           <w:color w:val="000000"/>
           <w:sz w:val="22"/>
         </w:rPr>
-        <w:t>Les actions doivent suivre un rythme annuel permettant de reviser les resultats des nouvelles evaluations et ainsi</w:t>
+        <w:t>Les actions doivent suivre un rythme annuel permettant de réviser les résultats des nouvelles évaluations et ainsi</w:t>
       </w:r>
     </w:p>
     <w:p>
@@ -512,7 +512,7 @@
           <w:color w:val="000000"/>
           <w:sz w:val="22"/>
         </w:rPr>
-        <w:t>d'anticiper plus efficacement les dispositions e prendre. Par ailleurs l'employeur e l'obligation d'informer les salaries sur</w:t>
+        <w:t>d'anticiper plus efficacement les dispositions à prendre. Par ailleurs l'employeur à l'obligation d'informer les salariés sur</w:t>
       </w:r>
     </w:p>
     <w:p>
@@ -522,7 +522,7 @@
           <w:color w:val="000000"/>
           <w:sz w:val="22"/>
         </w:rPr>
-        <w:t>les risques specifiques attaches e leurs conditions de travail et aux mesures de prevention qu'il met en euvre. Dans les</w:t>
+        <w:t>les risques spécifiques attachés à leurs conditions de travail et aux mesures de prévention qu'il met en ouvre. Dans les</w:t>
       </w:r>
     </w:p>
     <w:p>
@@ -532,7 +532,7 @@
           <w:color w:val="000000"/>
           <w:sz w:val="22"/>
         </w:rPr>
-        <w:t>entreprises de plus 50 salaries, un programme de prevention des risques professionnels doit etre obligatoirement etabli.</w:t>
+        <w:t>entreprises de plus 50 salariés, un programme de prévention des risques professionnels doit être obligatoirement établi.</w:t>
       </w:r>
     </w:p>
     <w:p>
@@ -542,7 +542,7 @@
           <w:color w:val="000000"/>
           <w:sz w:val="22"/>
         </w:rPr>
-        <w:t>Il d'taille le programme des actions poursuivies en matiere de formation, d'organisation du travail ou en encore en</w:t>
+        <w:t>Il détaille le programme des actions poursuivies en matière de formation, d'organisation du travail ou en encore en</w:t>
       </w:r>
     </w:p>
     <w:p>
@@ -552,7 +552,7 @@
           <w:color w:val="000000"/>
           <w:sz w:val="22"/>
         </w:rPr>
-        <w:t>matiere d'equipement. Le programme est e destination de tous les acteurs internes de l'entreprise et plus directement</w:t>
+        <w:t>matière d'équipement. Le programme est à destination de tous les acteurs internes de l'entreprise et plus directement</w:t>
       </w:r>
     </w:p>
     <w:p>
@@ -562,7 +562,7 @@
           <w:color w:val="000000"/>
           <w:sz w:val="22"/>
         </w:rPr>
-        <w:t>des salaries.</w:t>
+        <w:t>des salariés.</w:t>
       </w:r>
     </w:p>
     <w:p>
@@ -572,7 +572,7 @@
           <w:color w:val="000000"/>
           <w:sz w:val="22"/>
         </w:rPr>
-        <w:t>L'etablissement d'une fiche individuelle de prevention des expositions. Pour les salaries concernes, l'employeur est tenu</w:t>
+        <w:t>L'établissement d'une fiche individuelle de prévention des expositions. Pour les salariés concernés, l'employeur est tenu</w:t>
       </w:r>
     </w:p>
     <w:p>
@@ -582,7 +582,7 @@
           <w:color w:val="000000"/>
           <w:sz w:val="22"/>
         </w:rPr>
-        <w:t>d'etablir une fiche individuelle precisant les risques d'exposition du salarie, les circonstances dans lesquelles ces</w:t>
+        <w:t>d'établir une fiche individuelle précisant les risques d'exposition du salarié, les circonstances dans lesquelles ces</w:t>
       </w:r>
     </w:p>
     <w:p>
@@ -592,7 +592,7 @@
           <w:color w:val="000000"/>
           <w:sz w:val="22"/>
         </w:rPr>
-        <w:t>expositions sont survenues ainsi que les mesures de preventions mises en euvre par l'employeur. L'absence de fiche ou</w:t>
+        <w:t>expositions sont survenues ainsi que les mesures de préventions mises en ouvre par l'employeur. L'absence de fiche ou</w:t>
       </w:r>
     </w:p>
     <w:p>
@@ -602,7 +602,7 @@
           <w:color w:val="000000"/>
           <w:sz w:val="22"/>
         </w:rPr>
-        <w:t>de son actualisation est reprimee par une contravention de 5</w:t>
+        <w:t>de son actualisation est réprimée par une contravention de 5</w:t>
       </w:r>
     </w:p>
     <w:p>
@@ -642,7 +642,7 @@
           <w:color w:val="000000"/>
           <w:sz w:val="22"/>
         </w:rPr>
-        <w:t>editions Corroy e 4 rue de Villars, 42000 Saint-etienne e 04 77 79 92 46 e infos@editions-corroy.fr</w:t>
+        <w:t>éditions Corroy à 4 rue de Villars, 42000 Saint-etienne à 04 77 79 92 46 à infos@editions-corroy.fr</w:t>
       </w:r>
     </w:p>
     <w:p>
@@ -652,7 +652,7 @@
           <w:color w:val="000000"/>
           <w:sz w:val="22"/>
         </w:rPr>
-        <w:t>COLLECTION DCG UE 3 e Droit social - Fiches de cours</w:t>
+        <w:t>COLLECTION DCG UE 3 à Droit social - Fiches de cours</w:t>
       </w:r>
     </w:p>
     <w:p>
@@ -675,7 +675,7 @@
           <w:color w:val="2F5496"/>
           <w:sz w:val="24"/>
         </w:rPr>
-        <w:t>LE COMPTE PROFESSIONNEL DE PReVENTION</w:t>
+        <w:t>LE COMPTE PROFESSIONNEL DE PRÉVENTION</w:t>
       </w:r>
     </w:p>
     <w:p>
@@ -695,7 +695,7 @@
           <w:color w:val="000000"/>
           <w:sz w:val="22"/>
         </w:rPr>
-        <w:t>Les entreprises dont les salaries sont exposes e l'un des risques vises dans le d'cret du 10 octobre 2014 complet' par d'cret</w:t>
+        <w:t>Les entreprises dont les salariés sont exposés à l'un des risques visés dans le décret du 10 octobre 2014 complète par décret</w:t>
       </w:r>
     </w:p>
     <w:p>
@@ -705,7 +705,7 @@
           <w:color w:val="000000"/>
           <w:sz w:val="22"/>
         </w:rPr>
-        <w:t>en 2015, 2016 et 2017 et d'passant les seuils prevus par le m'me texte doivent en faire la d'claration aupres de l'organisme</w:t>
+        <w:t>en 2015, 2016 et 2017 et dépassant les seuils prévus par le même texte doivent en faire la déclaration auprès de l'organisme</w:t>
       </w:r>
     </w:p>
     <w:p>
@@ -715,7 +715,7 @@
           <w:color w:val="000000"/>
           <w:sz w:val="22"/>
         </w:rPr>
-        <w:t>gestionnaire du compte de prevention de la penibilite. Ce compte, integre depuis le 1</w:t>
+        <w:t>gestionnaire du compte de prévention de la pénibilité. Ce compte, intégré depuis le 1</w:t>
       </w:r>
     </w:p>
     <w:p>
@@ -745,7 +745,7 @@
           <w:color w:val="000000"/>
           <w:sz w:val="22"/>
         </w:rPr>
-        <w:t>d'activite, permet aux salaries concernes de cumuler des points qui pourront ensuite etre utilises au titre de la formation</w:t>
+        <w:t>d'activité, permet aux salariés concernés de cumuler des points qui pourront ensuite être utilisés au titre de la formation</w:t>
       </w:r>
     </w:p>
     <w:p>
@@ -755,7 +755,7 @@
           <w:color w:val="000000"/>
           <w:sz w:val="22"/>
         </w:rPr>
-        <w:t>professionnelle, du passage e temps partiel sans diminution de salaire ou encore pour un d'part e la retraite anticipe.</w:t>
+        <w:t>professionnelle, du passage à temps partiel sans diminution de salaire ou encore pour un départ à la retraite anticipé.</w:t>
       </w:r>
     </w:p>
     <w:p>
@@ -768,7 +768,7 @@
           <w:color w:val="2F5496"/>
           <w:sz w:val="24"/>
         </w:rPr>
-        <w:t>LE DROIT e LA D'CONNEXION</w:t>
+        <w:t>LE DROIT à LA DÉCONNEXION</w:t>
       </w:r>
     </w:p>
     <w:p>
@@ -788,7 +788,7 @@
           <w:color w:val="000000"/>
           <w:sz w:val="22"/>
         </w:rPr>
-        <w:t>Dans le cadre de la prise en compte des outils numeriques par le droit du travail, la loi du 8 aoet 2016 met en place un</w:t>
+        <w:t>Dans le cadre de la prise en compte des outils numériques par le droit du travail, la loi du 8 août 2016 met en place un</w:t>
       </w:r>
     </w:p>
     <w:p>
@@ -798,7 +798,7 @@
           <w:color w:val="000000"/>
           <w:sz w:val="22"/>
         </w:rPr>
-        <w:t>droit e la d'connexion. Le dispositif est institue soit par accord collectif, soit, e d'faut par l'employeur qui doit etablir</w:t>
+        <w:t>droit à la déconnexion. Le dispositif est institué soit par accord collectif, soit, à défaut par l'employeur qui doit établir</w:t>
       </w:r>
     </w:p>
     <w:p>
@@ -808,7 +808,7 @@
           <w:color w:val="000000"/>
           <w:sz w:val="22"/>
         </w:rPr>
-        <w:t>une charte d'entreprise visant e reguler l'usage des outils numeriques. L'exercice de ce droit doit assurer au salarie le</w:t>
+        <w:t>une charte d'entreprise visant à réguler l'usage des outils numériques. L'exercice de ce droit doit assurer au salarié le</w:t>
       </w:r>
     </w:p>
     <w:p>
@@ -818,7 +818,7 @@
           <w:color w:val="000000"/>
           <w:sz w:val="22"/>
         </w:rPr>
-        <w:t>respect des temps de repos et de conge ainsi que de la vie personnelle et familiale.</w:t>
+        <w:t>respect des temps de repos et de congo ainsi que de la vie personnelle et familiale.</w:t>
       </w:r>
     </w:p>
     <w:p>
@@ -831,7 +831,7 @@
           <w:color w:val="2F5496"/>
           <w:sz w:val="24"/>
         </w:rPr>
-        <w:t>FORMATION DES SALARIeS</w:t>
+        <w:t>FORMATION DES SALARIÉS</w:t>
       </w:r>
     </w:p>
     <w:p>
@@ -851,7 +851,7 @@
           <w:color w:val="000000"/>
           <w:sz w:val="22"/>
         </w:rPr>
-        <w:t>L'employeur doit assurer la formation pratique et appropriee des salaries e la s'curite, que ce soit e l'embauche ou en cas</w:t>
+        <w:t>L'employeur doit assurer la formation pratique et appropriée des salariés à la sécurité, que ce soit à l'embauche ou en cas</w:t>
       </w:r>
     </w:p>
     <w:p>
@@ -874,7 +874,7 @@
           <w:color w:val="2F5496"/>
           <w:sz w:val="24"/>
         </w:rPr>
-        <w:t>LA D'SIGNATION D'UN SALARIe CHARGe DES ACTIVITeS DE PReVENTION</w:t>
+        <w:t>LA DÉSIGNATION D'UN SALARIÉ CHARGE DES ACTIVITÉS DE PRÉVENTION</w:t>
       </w:r>
     </w:p>
     <w:p>
@@ -894,7 +894,7 @@
           <w:color w:val="000000"/>
           <w:sz w:val="22"/>
         </w:rPr>
-        <w:t>Dans des conditions fixees par d'cret, l'employeur est tenu de d'signer un ou plusieurs salaries ayant les competences</w:t>
+        <w:t>Dans des conditions fixées par décret, l'employeur est tenu de désigner un ou plusieurs salariés ayant les compétences</w:t>
       </w:r>
     </w:p>
     <w:p>
@@ -904,7 +904,7 @@
           <w:color w:val="000000"/>
           <w:sz w:val="22"/>
         </w:rPr>
-        <w:t>suffisantes pour s'occuper des activites de protection et de prevention des risques professionnels de l'entreprise. Si ces</w:t>
+        <w:t>suffisantes pour s'occuper des activités de protection et de prévention des risques professionnels de l'entreprise. Si ces</w:t>
       </w:r>
     </w:p>
     <w:p>
@@ -914,7 +914,7 @@
           <w:color w:val="000000"/>
           <w:sz w:val="22"/>
         </w:rPr>
-        <w:t>competences ne se trouvent pas dans l'entreprise, l'employeur pourra faire appel e des institutions exterieures (par</w:t>
+        <w:t>compétences ne se trouvent pas dans l'entreprise, l'employeur pourra faire appel à des institutions extérieures (par</w:t>
       </w:r>
     </w:p>
     <w:p>
@@ -924,7 +924,7 @@
           <w:color w:val="000000"/>
           <w:sz w:val="22"/>
         </w:rPr>
-        <w:t>exemple les services de prevention des caisses de s'curite sociale).</w:t>
+        <w:t>exemple les services de prévention des caisses de sécurité sociale).</w:t>
       </w:r>
     </w:p>
     <w:p>
@@ -937,7 +937,7 @@
           <w:color w:val="2F5496"/>
           <w:sz w:val="24"/>
         </w:rPr>
-        <w:t>LE CAS PARTICULIER DU HARCeLEMENT</w:t>
+        <w:t>LE CAS PARTICULIER DU HARCÈLEMENT</w:t>
       </w:r>
     </w:p>
     <w:p>
@@ -957,7 +957,7 @@
           <w:color w:val="000000"/>
           <w:sz w:val="22"/>
         </w:rPr>
-        <w:t>La dignite humaine doit etre assuree contre tout type de harcelement, qu'il soit moral ou sexuel, qu'il provienne de l'em-</w:t>
+        <w:t>La dignité humaine doit être assurée contre tout type de harcèlement, qu'il soit moral ou sexuel, qu'il provienne de l'em-</w:t>
       </w:r>
     </w:p>
     <w:p>
@@ -967,7 +967,7 @@
           <w:color w:val="000000"/>
           <w:sz w:val="22"/>
         </w:rPr>
-        <w:t>ployeur ou d'un autre salarie. Dans les deux cas, il pese sur l'employeur une obligation de s'curite de resultat attenuee</w:t>
+        <w:t>ployeur ou d'un autre salarié. Dans les deux cas, il pose sur l'employeur une obligation de sécurité de résultat atténuée</w:t>
       </w:r>
     </w:p>
     <w:p>
@@ -997,7 +997,7 @@
           <w:color w:val="000000"/>
           <w:sz w:val="22"/>
         </w:rPr>
-        <w:t>juin 2016. e noter que depuis la loi du 27 mai 2008, le harcelement est assimile e</w:t>
+        <w:t>juin 2016. à noter que depuis la loi du 27 mai 2008, le harcèlement est assimilé à</w:t>
       </w:r>
     </w:p>
     <w:p>
@@ -1007,7 +1007,7 @@
           <w:color w:val="000000"/>
           <w:sz w:val="22"/>
         </w:rPr>
-        <w:t>une discrimination et reprime penalement (art. 1155-1 et 1155-2 C. trav, art 222-33-C. pen.). Ces dispositions ont et'</w:t>
+        <w:t>une discrimination et réprimé pénalement (art. 1155-1 et 1155-2 C. trav, art 222-33-C. pen.). Ces dispositions ont été</w:t>
       </w:r>
     </w:p>
     <w:p>
@@ -1017,7 +1017,7 @@
           <w:color w:val="000000"/>
           <w:sz w:val="22"/>
         </w:rPr>
-        <w:t>renforcees par la loi du 3 aoet 2018 relative e la lutte contre les violences sexuelles et sexistes et la loi du 5 septembre</w:t>
+        <w:t>renforcées par la loi du 3 août 2018 relative à la lutte contre les violences sexuelles et sexistes et la loi du 5 septembre</w:t>
       </w:r>
     </w:p>
     <w:p>
@@ -1027,7 +1027,7 @@
           <w:color w:val="000000"/>
           <w:sz w:val="22"/>
         </w:rPr>
-        <w:t>2018. Cette derniere prevoit notamment l'obligation de d'signer un referent en matiere de lutte contre le</w:t>
+        <w:t>2018. Cette dernière prévoit notamment l'obligation de désigner un référent en matière de lutte contre le</w:t>
       </w:r>
     </w:p>
     <w:p>
@@ -1037,7 +1037,7 @@
           <w:color w:val="000000"/>
           <w:sz w:val="22"/>
         </w:rPr>
-        <w:t>harcelement sexuel et d'agissements sexistes dans les entreprises d'au moins 250 salaries et l'affichage des voies de</w:t>
+        <w:t>harcèlement sexuel et d'agissements sexistes dans les entreprises d'au moins 250 salariés et l'affichage des voies de</w:t>
       </w:r>
     </w:p>
     <w:p>
@@ -1047,7 +1047,7 @@
           <w:color w:val="000000"/>
           <w:sz w:val="22"/>
         </w:rPr>
-        <w:t>recours en matieres civile et penale dans les lieux de travail ou locaux oe se fait l'embauche.</w:t>
+        <w:t>recours en matières civile et pénale dans les lieux de travail ou locaux ou se fait l'embauche.</w:t>
       </w:r>
     </w:p>
     <w:p>
@@ -1057,7 +1057,7 @@
           <w:color w:val="000000"/>
           <w:sz w:val="22"/>
         </w:rPr>
-        <w:t>Le juge saisi d'une telle demande doit apprecier l'ensemble des el'ments qui lui sont fournis tant par le salarie que par</w:t>
+        <w:t>Le juge saisi d'une telle demande doit apprécier l'ensemble des éléments qui lui sont fournis tant par le salarié que par</w:t>
       </w:r>
     </w:p>
     <w:p>
@@ -1067,7 +1067,7 @@
           <w:color w:val="000000"/>
           <w:sz w:val="22"/>
         </w:rPr>
-        <w:t>l'employeur (Cass. soc. 2 mai 2024) et ce dernier ne peut s'exonerer du manquement e son obligation de prevention au</w:t>
+        <w:t>l'employeur (Cass. soc. 2 mai 2024) et ce dernier ne peut s'exonérer du manquement à son obligation de prévention au</w:t>
       </w:r>
     </w:p>
     <w:p>
@@ -1077,7 +1077,7 @@
           <w:color w:val="000000"/>
           <w:sz w:val="22"/>
         </w:rPr>
-        <w:t>motif que les faits se sont d'roules en dehors du travail ou que le salarie etait en arret de travail au moment de la</w:t>
+        <w:t>motif que les faits se sont déroulés en dehors du travail ou que le salarié était en arrêt de travail au moment de la</w:t>
       </w:r>
     </w:p>
     <w:p>
@@ -1087,7 +1087,7 @@
           <w:color w:val="000000"/>
           <w:sz w:val="22"/>
         </w:rPr>
-        <w:t>d'nonciation des faits (Cass. soc. 2 mai 2024).</w:t>
+        <w:t>dénonciation des faits (Cass. soc. 2 mai 2024).</w:t>
       </w:r>
     </w:p>
     <w:p>
@@ -1097,7 +1097,7 @@
           <w:color w:val="000000"/>
           <w:sz w:val="22"/>
         </w:rPr>
-        <w:t>Le harcelement sexuel (Art. L1153-1 Code trav.)</w:t>
+        <w:t>Le harcèlement sexuel (Art. L1153-1 Code trav.)</w:t>
       </w:r>
     </w:p>
     <w:p>
@@ -1107,7 +1107,7 @@
           <w:color w:val="000000"/>
           <w:sz w:val="22"/>
         </w:rPr>
-        <w:t>Les faits de harcelement sexuel sont caracterises :</w:t>
+        <w:t>Les faits de harcèlement sexuel sont caractérisés :</w:t>
       </w:r>
     </w:p>
     <w:p>
@@ -1120,7 +1120,7 @@
           <w:color w:val="000000"/>
           <w:sz w:val="22"/>
         </w:rPr>
-        <w:t>soit par des propos ou comportements e connotation sexuelle ou sexiste repet's qui soit portent atteinte e sa dignite en</w:t>
+        <w:t>soit par des propos ou comportements à connotation sexuelle ou sexiste réputés qui soit portent atteinte à sa dignité en</w:t>
       </w:r>
     </w:p>
     <w:p>
@@ -1130,7 +1130,7 @@
           <w:color w:val="000000"/>
           <w:sz w:val="22"/>
         </w:rPr>
-        <w:t>raison de leur caractere d'gradant ou humiliant, soit creent e son encontre une situation intimidante, hostile ou offensante ;</w:t>
+        <w:t>raison de leur caractère dégradant ou humiliant, soit créent à son encontre une situation intimidante, hostile ou offensante ;</w:t>
       </w:r>
     </w:p>
     <w:p>
@@ -1143,7 +1143,7 @@
           <w:color w:val="000000"/>
           <w:sz w:val="22"/>
         </w:rPr>
-        <w:t>soit par toute forme de pression grave, m'me non repet'e, exercee dans le but reel ou apparent d'obtenir un acte de</w:t>
+        <w:t>soit par toute forme de pression grave, même non réputée, exercée dans le but réel ou apparent d'obtenir un acte de</w:t>
       </w:r>
     </w:p>
     <w:p>
@@ -1163,7 +1163,7 @@
           <w:color w:val="000000"/>
           <w:sz w:val="22"/>
         </w:rPr>
-        <w:t>Le harcelement moral (Art. L 1152-1 Code trav.)</w:t>
+        <w:t>Le harcèlement moral (Art. L 1152-1 Code trav.)</w:t>
       </w:r>
     </w:p>
     <w:p>
@@ -1173,7 +1173,7 @@
           <w:color w:val="000000"/>
           <w:sz w:val="22"/>
         </w:rPr>
-        <w:t>Integre par la loi du 17 janvier 2002 dans le code du travail, le harcelement moral peut etre d'fini comme des agissements</w:t>
+        <w:t>Intégré par la loi du 17 janvier 2002 dans le code du travail, le harcèlement moral peut être défini comme des agissements</w:t>
       </w:r>
     </w:p>
     <w:p>
@@ -1183,7 +1183,7 @@
           <w:color w:val="000000"/>
           <w:sz w:val="22"/>
         </w:rPr>
-        <w:t>repet's qui ont pour objet ou pour effet une d'gradation des conditions de travail susceptible de porter atteinte aux</w:t>
+        <w:t>réputés qui ont pour objet ou pour effet une dégradation des conditions de travail susceptible de porter atteinte aux</w:t>
       </w:r>
     </w:p>
     <w:p>
@@ -1193,7 +1193,7 @@
           <w:color w:val="000000"/>
           <w:sz w:val="22"/>
         </w:rPr>
-        <w:t>droits du salarie, e sa dignite, d'alterer sa sante physique ou mentale ou de compromettre son avenir professionnel.</w:t>
+        <w:t>droits du salarié, à sa dignité, d'altérer sa santé physique ou mentale ou de compromettre son avenir professionnel.</w:t>
       </w:r>
     </w:p>
     <w:p>
@@ -1203,7 +1203,7 @@
           <w:color w:val="000000"/>
           <w:sz w:val="22"/>
         </w:rPr>
-        <w:t>Il peut emaner de l'employeur, d'un superieur hierarchique ou simplement d'un collegue.</w:t>
+        <w:t>Il peut émaner de l'employeur, d'un supérieur hiérarchique ou simplement d'un collègue.</w:t>
       </w:r>
     </w:p>
     <w:p>
@@ -1213,7 +1213,7 @@
           <w:color w:val="000000"/>
           <w:sz w:val="22"/>
         </w:rPr>
-        <w:t>Notons enfin qu'il n'est pas indispensable de constater une d'gradation des conditions de travail (un resultat n'est pas</w:t>
+        <w:t>Notons enfin qu'il n'est pas indispensable de constater une dégradation des conditions de travail (un résultat n'est pas</w:t>
       </w:r>
     </w:p>
     <w:p>
@@ -1223,7 +1223,7 @@
           <w:color w:val="000000"/>
           <w:sz w:val="22"/>
         </w:rPr>
-        <w:t>n'cessaire). Le simple fait qu'elle puisse en d'couler suffit e qualifier le comportement.</w:t>
+        <w:t>nécessaire). Le simple fait qu'elle puisse en découler suffit à qualifier le comportement.</w:t>
       </w:r>
     </w:p>
     <w:p>
@@ -1236,7 +1236,7 @@
           <w:color w:val="2F5496"/>
           <w:sz w:val="24"/>
         </w:rPr>
-        <w:t>DROITS ET OBLIGATIONS DES SALARIeS EN MATIeRE D'HYGIeNE ET DE S'CURITe B e</w:t>
+        <w:t>DROITS ET OBLIGATIONS DES SALARIÉS EN MATIÈRE D'HYGIÈNE ET DE SÉCURITÉ B •</w:t>
       </w:r>
     </w:p>
     <w:p>
@@ -1249,7 +1249,7 @@
           <w:color w:val="2F5496"/>
           <w:sz w:val="24"/>
         </w:rPr>
-        <w:t>OBLIGATIONS DES SALARIeS</w:t>
+        <w:t>OBLIGATIONS DES SALARIÉS</w:t>
       </w:r>
     </w:p>
     <w:p>
@@ -1269,7 +1269,7 @@
           <w:color w:val="000000"/>
           <w:sz w:val="22"/>
         </w:rPr>
-        <w:t>L'exigence de s'curite dans l'entreprise est une n'cessite e laquelle le salarie est associe. En effet, e conformement aux</w:t>
+        <w:t>L'exigence de sécurité dans l'entreprise est une nécessité à laquelle le salarié est associé. En effet, à conformément aux</w:t>
       </w:r>
     </w:p>
     <w:p>
@@ -1279,7 +1279,7 @@
           <w:color w:val="000000"/>
           <w:sz w:val="22"/>
         </w:rPr>
-        <w:t>instructions qui lui sont donnees par l'employeur ou le chef d'etablissemente il incombe e chaque travailleur de prendre</w:t>
+        <w:t>instructions qui lui sont données par l'employeur ou le chef d'établissementé il incombe à chaque travailleur de prendre</w:t>
       </w:r>
     </w:p>
     <w:p>
@@ -1289,7 +1289,7 @@
           <w:color w:val="000000"/>
           <w:sz w:val="22"/>
         </w:rPr>
-        <w:t>soin, en fonction de sa formation et selon ses possibilites, de sa s'curite et de sa sante ainsi que de celles des autres</w:t>
+        <w:t>soin, en fonction de sa formation et selon ses possibilités, de sa sécurité et de sa santé ainsi que de celles des autres</w:t>
       </w:r>
     </w:p>
     <w:p>
@@ -1299,7 +1299,7 @@
           <w:color w:val="000000"/>
           <w:sz w:val="22"/>
         </w:rPr>
-        <w:t>personnes concernees du fait de ses actes ou de ses omissions au travail e (art. L 4122-1 C. trav.). La violation de cette</w:t>
+        <w:t>personnes concernées du fait de ses actes ou de ses omissions au travail à (art. L 4122-1 C. trav.). La violation de cette</w:t>
       </w:r>
     </w:p>
     <w:p>
@@ -1309,7 +1309,7 @@
           <w:color w:val="000000"/>
           <w:sz w:val="22"/>
         </w:rPr>
-        <w:t>obligation peut etre sanctionne si le salarie contrevient e l'observation des regles d'hygiene et de s'curite.</w:t>
+        <w:t>obligation peut être sanctionné si le salarié contrevient à l'observation des règles d'hygiène et de sécurité.</w:t>
       </w:r>
     </w:p>
     <w:p>
@@ -1342,7 +1342,7 @@
           <w:color w:val="000000"/>
           <w:sz w:val="22"/>
         </w:rPr>
-        <w:t>Corollaire de cette obligation, le salarie dispose d'un droit de retrait. L'article L 4131-1 du code du travail autorise le</w:t>
+        <w:t>Corollaire de cette obligation, le salarié dispose d'un droit de retrait. L'article L 4131-1 du code du travail autorise le</w:t>
       </w:r>
     </w:p>
     <w:p>
@@ -1352,7 +1352,7 @@
           <w:color w:val="000000"/>
           <w:sz w:val="22"/>
         </w:rPr>
-        <w:t>salarie e se retirer de sa situation de travail s'il a un motif raisonnable de penser qu'elle presente un danger grave et</w:t>
+        <w:t>salarié à se retirer de sa situation de travail s'il a un motif raisonnable de penser qu'elle présente un danger grave et</w:t>
       </w:r>
     </w:p>
     <w:p>
@@ -1362,7 +1362,7 @@
           <w:color w:val="000000"/>
           <w:sz w:val="22"/>
         </w:rPr>
-        <w:t>imminent pour sa vie ou sa sante. Le juge doit ainsi apprecier si la situation de travail presentait un danger grave et</w:t>
+        <w:t>imminent pour sa vie ou sa santé. Le juge doit ainsi apprécier si la situation de travail présentait un danger grave et</w:t>
       </w:r>
     </w:p>
     <w:p>
@@ -1372,7 +1372,7 @@
           <w:color w:val="000000"/>
           <w:sz w:val="22"/>
         </w:rPr>
-        <w:t>imminent pour la vie ou la sante du salarie, independamment de l'existence d'un tel danger (Cass. soc. 27 mars 2023).</w:t>
+        <w:t>imminent pour la vie ou la santé du salarié, indépendamment de l'existence d'un tel danger (Cass. soc. 27 mars 2023).</w:t>
       </w:r>
     </w:p>
     <w:p>
@@ -1382,7 +1382,7 @@
           <w:color w:val="000000"/>
           <w:sz w:val="22"/>
         </w:rPr>
-        <w:t>Ce droit ne peut etre subordonne e aucune autorisation prealable de l'employeur et resulte d'une appreciation</w:t>
+        <w:t>Ce droit ne peut être subordonné à aucune autorisation préalable de l'employeur et résulte d'une appréciation</w:t>
       </w:r>
     </w:p>
     <w:p>
@@ -1392,7 +1392,7 @@
           <w:color w:val="000000"/>
           <w:sz w:val="22"/>
         </w:rPr>
-        <w:t>subjective du salarie. Il suffit en effet qu'il ait pu croire raisonnablement e un risque imminent pour sa vie ou sa sante</w:t>
+        <w:t>subjective du salarié. Il suffit en effet qu'il ait pu croire raisonnablement à un risque imminent pour sa vie ou sa santé</w:t>
       </w:r>
     </w:p>
     <w:p>
@@ -1412,7 +1412,7 @@
           <w:color w:val="000000"/>
           <w:sz w:val="22"/>
         </w:rPr>
-        <w:t>Le texte ne dispense cependant pas le salarie d'informer immediatement l'employeur de la situation rencontree.</w:t>
+        <w:t>Le texte ne dispense cependant pas le salarié d'informer immédiatement l'employeur de la situation rencontrée.</w:t>
       </w:r>
     </w:p>
     <w:p>
@@ -1422,7 +1422,7 @@
           <w:color w:val="000000"/>
           <w:sz w:val="22"/>
         </w:rPr>
-        <w:t>Il en est de m'me pour le CSE, qui, informe par le salarie, doit immediatement saisir l'employeur.</w:t>
+        <w:t>Il en est de même pour le CSE, qui, informé par le salarié, doit immédiatement saisir l'employeur.</w:t>
       </w:r>
     </w:p>
     <w:p>
@@ -1442,7 +1442,7 @@
           <w:color w:val="000000"/>
           <w:sz w:val="22"/>
         </w:rPr>
-        <w:t>editions Corroy e 4 rue de Villars, 42000 Saint-etienne e 04 77 79 92 46 e infos@editions-corroy.fr</w:t>
+        <w:t>éditions Corroy à 4 rue de Villars, 42000 Saint-etienne à 04 77 79 92 46 à infos@editions-corroy.fr</w:t>
       </w:r>
     </w:p>
     <w:p>
@@ -1452,7 +1452,7 @@
           <w:color w:val="000000"/>
           <w:sz w:val="22"/>
         </w:rPr>
-        <w:t>UE 3 e Fiche 21</w:t>
+        <w:t>UE 3 à Fiche 21</w:t>
       </w:r>
     </w:p>
     <w:p>
@@ -1465,6 +1465,7 @@
         <w:t>DCGUE3F.qxp_DCGUE3F 24/07/2025 15:57 Page 91</w:t>
       </w:r>
     </w:p>
+    <w:p/>
     <w:p/>
     <w:sectPr>
       <w:pgSz w:w="12240" w:h="15840"/>

--- a/droit social dcg/21- hygi ne et s curit.docx
+++ b/droit social dcg/21- hygi ne et s curit.docx
@@ -27,7 +27,7 @@
           <w:color w:val="2F5496"/>
           <w:sz w:val="24"/>
         </w:rPr>
-        <w:t>L'HYGIÈNE ET LA SÉCURITÉ DANS L'ENTREPRISE I •</w:t>
+        <w:t>I • L'HYGIÈNE ET LA SÉCURITÉ DANS L'ENTREPRISE</w:t>
       </w:r>
     </w:p>
     <w:p>
@@ -37,10 +37,10 @@
       <w:r>
         <w:rPr>
           <w:b/>
-          <w:color w:val="2F5496"/>
+          <w:color w:val="BF5700"/>
           <w:sz w:val="24"/>
         </w:rPr>
-        <w:t>LES OBLIGATIONS DE L'EMPLOYEUR EN MATIÈRE D'HYGIÈNE ET DE SÉCURITÉ A •</w:t>
+        <w:t>A • LES OBLIGATIONS DE L'EMPLOYEUR EN MATIÈRE D'HYGIÈNE ET DE SÉCURITÉ</w:t>
       </w:r>
     </w:p>
     <w:p>
@@ -50,7 +50,7 @@
       <w:r>
         <w:rPr>
           <w:b/>
-          <w:color w:val="006100"/>
+          <w:color w:val="BF5700"/>
           <w:sz w:val="24"/>
         </w:rPr>
         <w:t>PRINCIPE GÉNÉRAL</w:t>
@@ -60,7 +60,7 @@
       <w:r>
         <w:rPr>
           <w:b w:val="0"/>
-          <w:color w:val="006100"/>
+          <w:color w:val="BF5700"/>
           <w:sz w:val="22"/>
         </w:rPr>
         <w:t>?</w:t>
@@ -70,7 +70,7 @@
       <w:r>
         <w:rPr>
           <w:b w:val="0"/>
-          <w:color w:val="006100"/>
+          <w:color w:val="BF5700"/>
           <w:sz w:val="22"/>
         </w:rPr>
         <w:t>L'employeur prend les mesures nécessaires pour assurer la sécurité et protéger la santé physique et mentale des</w:t>
@@ -80,7 +80,7 @@
       <w:r>
         <w:rPr>
           <w:b w:val="0"/>
-          <w:color w:val="006100"/>
+          <w:color w:val="BF5700"/>
           <w:sz w:val="22"/>
         </w:rPr>
         <w:t>travailleurs. Cette obligation s'étend à tout à risque manifeste d'atteinte à la sécurité des tiers évoluant dans l'en-</w:t>
@@ -90,7 +90,7 @@
       <w:r>
         <w:rPr>
           <w:b w:val="0"/>
-          <w:color w:val="006100"/>
+          <w:color w:val="BF5700"/>
           <w:sz w:val="22"/>
         </w:rPr>
         <w:t>vironnement immédiat de travail à. Les mesures peuvent comprendre des actions de prévention des risques</w:t>
@@ -100,7 +100,7 @@
       <w:r>
         <w:rPr>
           <w:b w:val="0"/>
-          <w:color w:val="006100"/>
+          <w:color w:val="00703C"/>
           <w:sz w:val="22"/>
         </w:rPr>
         <w:t>professionnels et de la pénibilité, d'information et de formation ou encore consister en la mise en place d'une</w:t>
@@ -110,7 +110,7 @@
       <w:r>
         <w:rPr>
           <w:b w:val="0"/>
-          <w:color w:val="006100"/>
+          <w:color w:val="BF5700"/>
           <w:sz w:val="22"/>
         </w:rPr>
         <w:t>organisation et de moyens adaptés (L 4121-1 C trav.).</w:t>
@@ -120,7 +120,7 @@
       <w:r>
         <w:rPr>
           <w:b w:val="0"/>
-          <w:color w:val="006100"/>
+          <w:color w:val="BF5700"/>
           <w:sz w:val="22"/>
         </w:rPr>
         <w:t>En matière d'hygiène, la réglementation, aussi vaste que détaillée (installation sanitaire, luminosité, température,</w:t>
@@ -130,7 +130,7 @@
       <w:r>
         <w:rPr>
           <w:b w:val="0"/>
-          <w:color w:val="006100"/>
+          <w:color w:val="BF5700"/>
           <w:sz w:val="22"/>
         </w:rPr>
         <w:t>aération, restauration et hébergement) figure à l'article L 4221-1 al 2 du code du travail ainsi que dans la partie</w:t>
@@ -140,7 +140,7 @@
       <w:r>
         <w:rPr>
           <w:b w:val="0"/>
-          <w:color w:val="006100"/>
+          <w:color w:val="BF5700"/>
           <w:sz w:val="22"/>
         </w:rPr>
         <w:t>réglementaire du même code. L'obligation est générale puisque à les locaux doivent être tenus dans un état constant de</w:t>
@@ -150,7 +150,7 @@
       <w:r>
         <w:rPr>
           <w:b w:val="0"/>
-          <w:color w:val="006100"/>
+          <w:color w:val="BF5700"/>
           <w:sz w:val="22"/>
         </w:rPr>
         <w:t>propreté et présenter les conditions d'hygiène et de salubrité nécessaires propres à assurer la santé des intéressés à.</w:t>
@@ -160,7 +160,7 @@
       <w:r>
         <w:rPr>
           <w:b w:val="0"/>
-          <w:color w:val="006100"/>
+          <w:color w:val="BF5700"/>
           <w:sz w:val="22"/>
         </w:rPr>
         <w:t>En matière de sécurité, le même article du code du travail pose un principe général : à Les établissements et locauxé doivent</w:t>
@@ -170,7 +170,7 @@
       <w:r>
         <w:rPr>
           <w:b w:val="0"/>
-          <w:color w:val="006100"/>
+          <w:color w:val="BF5700"/>
           <w:sz w:val="22"/>
         </w:rPr>
         <w:t>être aménagés de manière à garantir la sécurité des travailleurs à. Celle-ci s'entend aussi bien de la sécurité elle-même mais</w:t>
@@ -180,7 +180,7 @@
       <w:r>
         <w:rPr>
           <w:b w:val="0"/>
-          <w:color w:val="006100"/>
+          <w:color w:val="BF5700"/>
           <w:sz w:val="22"/>
         </w:rPr>
         <w:t>aussi de la santé physique et mentale des travailleurs (L 4121-1 C. trav). Tous moyens de prévention (pour un manquement</w:t>
@@ -190,7 +190,7 @@
       <w:r>
         <w:rPr>
           <w:b w:val="0"/>
-          <w:color w:val="006100"/>
+          <w:color w:val="BF5700"/>
           <w:sz w:val="22"/>
         </w:rPr>
         <w:t>de l'employeur à cette obligation à Cass. soc. 6 décembre 2017), individuels et collectifs (prévention des accidents, des</w:t>
@@ -200,7 +200,7 @@
       <w:r>
         <w:rPr>
           <w:b w:val="0"/>
-          <w:color w:val="006100"/>
+          <w:color w:val="BF5700"/>
           <w:sz w:val="22"/>
         </w:rPr>
         <w:t>incendies, formation à la sécurité, prévention des risques à la source, adaptation des techniques à l'homme), doivent</w:t>
@@ -210,7 +210,7 @@
       <w:r>
         <w:rPr>
           <w:b w:val="0"/>
-          <w:color w:val="006100"/>
+          <w:color w:val="BF5700"/>
           <w:sz w:val="22"/>
         </w:rPr>
         <w:t>concourir à cet impératif légal. En outre l'employeur est charge d'établir un plan d'évaluation des risques professionnels et</w:t>
@@ -220,7 +220,7 @@
       <w:r>
         <w:rPr>
           <w:b w:val="0"/>
-          <w:color w:val="006100"/>
+          <w:color w:val="BF5700"/>
           <w:sz w:val="22"/>
         </w:rPr>
         <w:t>de prévention ayant vocation à améliorer la lutte contre les accidents et maladies professionnelles.</w:t>
@@ -230,7 +230,7 @@
       <w:r>
         <w:rPr>
           <w:b w:val="0"/>
-          <w:color w:val="006100"/>
+          <w:color w:val="BF5700"/>
           <w:sz w:val="22"/>
         </w:rPr>
         <w:t>L'obligation de sécurité est une obligation de résultat. Cependant, le manquement à cette obligation ne justifie pas la</w:t>
@@ -240,7 +240,7 @@
       <w:r>
         <w:rPr>
           <w:b w:val="0"/>
-          <w:color w:val="006100"/>
+          <w:color w:val="BF5700"/>
           <w:sz w:val="22"/>
         </w:rPr>
         <w:t>nullité du licenciement (Cass. soc. 14 février 2024). à titre d'exemple, il en est ainsi lorsqu'un salarié a été victime d'un</w:t>
@@ -250,7 +250,7 @@
       <w:r>
         <w:rPr>
           <w:b w:val="0"/>
-          <w:color w:val="006100"/>
+          <w:color w:val="BF5700"/>
           <w:sz w:val="22"/>
         </w:rPr>
         <w:t>malaise sur son lieu de travail en raison d'un stress d'origine professionnelle (Cass. soc. 5 juillet 2017). La Cour de</w:t>
@@ -260,7 +260,7 @@
       <w:r>
         <w:rPr>
           <w:b w:val="0"/>
-          <w:color w:val="006100"/>
+          <w:color w:val="BF5700"/>
           <w:sz w:val="22"/>
         </w:rPr>
         <w:t>cassation a eu l'occasion de le rappeler à plusieurs reprises et le manquement de l'employeur à cet impératif justifie</w:t>
@@ -270,7 +270,7 @@
       <w:r>
         <w:rPr>
           <w:b w:val="0"/>
-          <w:color w:val="006100"/>
+          <w:color w:val="BF5700"/>
           <w:sz w:val="22"/>
         </w:rPr>
         <w:t>notamment la prise d'acte de rupture par le salarié. Cette obligation générale ne se confond pas avec l'interdiction</w:t>
@@ -280,7 +280,7 @@
       <w:r>
         <w:rPr>
           <w:b w:val="0"/>
-          <w:color w:val="006100"/>
+          <w:color w:val="BF5700"/>
           <w:sz w:val="22"/>
         </w:rPr>
         <w:t>des agissements de harcèlement, raison pour laquelle la Cour de cassation a infléchi sa position en la matière dans un</w:t>
@@ -290,7 +290,7 @@
       <w:r>
         <w:rPr>
           <w:b w:val="0"/>
-          <w:color w:val="006100"/>
+          <w:color w:val="BF5700"/>
           <w:sz w:val="22"/>
         </w:rPr>
         <w:t>premier arrêt du 25 novembre 2015, puis opéra un revirement de jurisprudence par un arrêt en date du 1</w:t>
@@ -300,7 +300,7 @@
       <w:r>
         <w:rPr>
           <w:b w:val="0"/>
-          <w:color w:val="006100"/>
+          <w:color w:val="BF5700"/>
           <w:sz w:val="22"/>
         </w:rPr>
         <w:t>er</w:t>
@@ -310,7 +310,7 @@
       <w:r>
         <w:rPr>
           <w:b w:val="0"/>
-          <w:color w:val="006100"/>
+          <w:color w:val="BF5700"/>
           <w:sz w:val="22"/>
         </w:rPr>
         <w:t>juin 2016. En</w:t>
@@ -320,7 +320,7 @@
       <w:r>
         <w:rPr>
           <w:b w:val="0"/>
-          <w:color w:val="006100"/>
+          <w:color w:val="BF5700"/>
           <w:sz w:val="22"/>
         </w:rPr>
         <w:t>effet, la cour considère que l'employeur remplit son obligation légale de sécurité, s'il démontre :</w:t>
@@ -333,7 +333,7 @@
       <w:r>
         <w:rPr>
           <w:b w:val="0"/>
-          <w:color w:val="006100"/>
+          <w:color w:val="BF5700"/>
           <w:sz w:val="22"/>
         </w:rPr>
         <w:t>avoir en amont pris toute mesure de prévention de nature à éviter la survenance du risque ;</w:t>
@@ -346,7 +346,7 @@
       <w:r>
         <w:rPr>
           <w:b w:val="0"/>
-          <w:color w:val="006100"/>
+          <w:color w:val="BF5700"/>
           <w:sz w:val="22"/>
         </w:rPr>
         <w:t>avoir pris toutes les mesures immédiates propres à faire cesser le risque et avoir réussi à le faire effectivement cesser.</w:t>
@@ -379,7 +379,7 @@
       <w:r>
         <w:rPr>
           <w:b w:val="0"/>
-          <w:color w:val="000000"/>
+          <w:color w:val="00703C"/>
           <w:sz w:val="22"/>
         </w:rPr>
         <w:t>L'évaluation des risques. Fonction de l'activité de l'établissement, elle consiste à recenser l'ensemble des dangers</w:t>
@@ -409,7 +409,7 @@
       <w:r>
         <w:rPr>
           <w:b w:val="0"/>
-          <w:color w:val="000000"/>
+          <w:color w:val="BF5700"/>
           <w:sz w:val="22"/>
         </w:rPr>
         <w:t>potentiels auxquels le salarié est susceptible d'être exposé. L'évaluation doit être effectuée régulièrement et au</w:t>
@@ -429,7 +429,7 @@
       <w:r>
         <w:rPr>
           <w:b w:val="0"/>
-          <w:color w:val="000000"/>
+          <w:color w:val="BF5700"/>
           <w:sz w:val="22"/>
         </w:rPr>
         <w:t>conditions de garantir un niveau de protection équivalent et après avis des organisations professionnelles. Les</w:t>
@@ -439,7 +439,7 @@
       <w:r>
         <w:rPr>
           <w:b w:val="0"/>
-          <w:color w:val="000000"/>
+          <w:color w:val="BF5700"/>
           <w:sz w:val="22"/>
         </w:rPr>
         <w:t>résultats sont portes obligatoirement dans un document unique (document unique d'évaluation des risques</w:t>
@@ -459,7 +459,7 @@
       <w:r>
         <w:rPr>
           <w:b w:val="0"/>
-          <w:color w:val="000000"/>
+          <w:color w:val="BF5700"/>
           <w:sz w:val="22"/>
         </w:rPr>
         <w:t>être conserve au minimum pendant 40 ans. à noter enfin que le CSE doit être consulté sur le DUERP et ses mises</w:t>
@@ -499,7 +499,7 @@
       <w:r>
         <w:rPr>
           <w:b w:val="0"/>
-          <w:color w:val="000000"/>
+          <w:color w:val="BF5700"/>
           <w:sz w:val="22"/>
         </w:rPr>
         <w:t>Les actions doivent suivre un rythme annuel permettant de réviser les résultats des nouvelles évaluations et ainsi</w:t>
@@ -509,7 +509,7 @@
       <w:r>
         <w:rPr>
           <w:b w:val="0"/>
-          <w:color w:val="000000"/>
+          <w:color w:val="BF5700"/>
           <w:sz w:val="22"/>
         </w:rPr>
         <w:t>d'anticiper plus efficacement les dispositions à prendre. Par ailleurs l'employeur à l'obligation d'informer les salariés sur</w:t>
@@ -519,7 +519,7 @@
       <w:r>
         <w:rPr>
           <w:b w:val="0"/>
-          <w:color w:val="000000"/>
+          <w:color w:val="BF5700"/>
           <w:sz w:val="22"/>
         </w:rPr>
         <w:t>les risques spécifiques attachés à leurs conditions de travail et aux mesures de prévention qu'il met en ouvre. Dans les</w:t>
@@ -529,7 +529,7 @@
       <w:r>
         <w:rPr>
           <w:b w:val="0"/>
-          <w:color w:val="000000"/>
+          <w:color w:val="BF5700"/>
           <w:sz w:val="22"/>
         </w:rPr>
         <w:t>entreprises de plus 50 salariés, un programme de prévention des risques professionnels doit être obligatoirement établi.</w:t>
@@ -656,11 +656,14 @@
       </w:r>
     </w:p>
     <w:p>
+      <w:pPr>
+        <w:pStyle w:val="Heading2"/>
+      </w:pPr>
       <w:r>
         <w:rPr>
-          <w:b w:val="0"/>
-          <w:color w:val="000000"/>
-          <w:sz w:val="22"/>
+          <w:b/>
+          <w:color w:val="2F5496"/>
+          <w:sz w:val="24"/>
         </w:rPr>
         <w:t>DCGUE3F.qxp_DCGUE3F 24/07/2025 10:26 Page 90</w:t>
       </w:r>
@@ -702,7 +705,7 @@
       <w:r>
         <w:rPr>
           <w:b w:val="0"/>
-          <w:color w:val="000000"/>
+          <w:color w:val="BF5700"/>
           <w:sz w:val="22"/>
         </w:rPr>
         <w:t>en 2015, 2016 et 2017 et dépassant les seuils prévus par le même texte doivent en faire la déclaration auprès de l'organisme</w:t>
@@ -795,7 +798,7 @@
       <w:r>
         <w:rPr>
           <w:b w:val="0"/>
-          <w:color w:val="000000"/>
+          <w:color w:val="BF5700"/>
           <w:sz w:val="22"/>
         </w:rPr>
         <w:t>droit à la déconnexion. Le dispositif est institué soit par accord collectif, soit, à défaut par l'employeur qui doit établir</w:t>
@@ -805,7 +808,7 @@
       <w:r>
         <w:rPr>
           <w:b w:val="0"/>
-          <w:color w:val="000000"/>
+          <w:color w:val="BF5700"/>
           <w:sz w:val="22"/>
         </w:rPr>
         <w:t>une charte d'entreprise visant à réguler l'usage des outils numériques. L'exercice de ce droit doit assurer au salarié le</w:t>
@@ -848,7 +851,7 @@
       <w:r>
         <w:rPr>
           <w:b w:val="0"/>
-          <w:color w:val="000000"/>
+          <w:color w:val="BF5700"/>
           <w:sz w:val="22"/>
         </w:rPr>
         <w:t>L'employeur doit assurer la formation pratique et appropriée des salariés à la sécurité, que ce soit à l'embauche ou en cas</w:t>
@@ -891,7 +894,7 @@
       <w:r>
         <w:rPr>
           <w:b w:val="0"/>
-          <w:color w:val="000000"/>
+          <w:color w:val="BF5700"/>
           <w:sz w:val="22"/>
         </w:rPr>
         <w:t>Dans des conditions fixées par décret, l'employeur est tenu de désigner un ou plusieurs salariés ayant les compétences</w:t>
@@ -954,7 +957,7 @@
       <w:r>
         <w:rPr>
           <w:b w:val="0"/>
-          <w:color w:val="000000"/>
+          <w:color w:val="BF5700"/>
           <w:sz w:val="22"/>
         </w:rPr>
         <w:t>La dignité humaine doit être assurée contre tout type de harcèlement, qu'il soit moral ou sexuel, qu'il provienne de l'em-</w:t>
@@ -964,7 +967,7 @@
       <w:r>
         <w:rPr>
           <w:b w:val="0"/>
-          <w:color w:val="000000"/>
+          <w:color w:val="BF5700"/>
           <w:sz w:val="22"/>
         </w:rPr>
         <w:t>ployeur ou d'un autre salarié. Dans les deux cas, il pose sur l'employeur une obligation de sécurité de résultat atténuée</w:t>
@@ -1024,7 +1027,7 @@
       <w:r>
         <w:rPr>
           <w:b w:val="0"/>
-          <w:color w:val="000000"/>
+          <w:color w:val="BF5700"/>
           <w:sz w:val="22"/>
         </w:rPr>
         <w:t>2018. Cette dernière prévoit notamment l'obligation de désigner un référent en matière de lutte contre le</w:t>
@@ -1054,7 +1057,7 @@
       <w:r>
         <w:rPr>
           <w:b w:val="0"/>
-          <w:color w:val="000000"/>
+          <w:color w:val="BF5700"/>
           <w:sz w:val="22"/>
         </w:rPr>
         <w:t>Le juge saisi d'une telle demande doit apprécier l'ensemble des éléments qui lui sont fournis tant par le salarié que par</w:t>
@@ -1064,7 +1067,7 @@
       <w:r>
         <w:rPr>
           <w:b w:val="0"/>
-          <w:color w:val="000000"/>
+          <w:color w:val="BF5700"/>
           <w:sz w:val="22"/>
         </w:rPr>
         <w:t>l'employeur (Cass. soc. 2 mai 2024) et ce dernier ne peut s'exonérer du manquement à son obligation de prévention au</w:t>
@@ -1127,7 +1130,7 @@
       <w:r>
         <w:rPr>
           <w:b w:val="0"/>
-          <w:color w:val="000000"/>
+          <w:color w:val="00703C"/>
           <w:sz w:val="22"/>
         </w:rPr>
         <w:t>raison de leur caractère dégradant ou humiliant, soit créent à son encontre une situation intimidante, hostile ou offensante ;</w:t>
@@ -1180,7 +1183,7 @@
       <w:r>
         <w:rPr>
           <w:b w:val="0"/>
-          <w:color w:val="000000"/>
+          <w:color w:val="BF5700"/>
           <w:sz w:val="22"/>
         </w:rPr>
         <w:t>réputés qui ont pour objet ou pour effet une dégradation des conditions de travail susceptible de porter atteinte aux</w:t>
@@ -1210,7 +1213,7 @@
       <w:r>
         <w:rPr>
           <w:b w:val="0"/>
-          <w:color w:val="000000"/>
+          <w:color w:val="BF5700"/>
           <w:sz w:val="22"/>
         </w:rPr>
         <w:t>Notons enfin qu'il n'est pas indispensable de constater une dégradation des conditions de travail (un résultat n'est pas</w:t>
@@ -1220,7 +1223,7 @@
       <w:r>
         <w:rPr>
           <w:b w:val="0"/>
-          <w:color w:val="000000"/>
+          <w:color w:val="BF5700"/>
           <w:sz w:val="22"/>
         </w:rPr>
         <w:t>nécessaire). Le simple fait qu'elle puisse en découler suffit à qualifier le comportement.</w:t>
@@ -1233,10 +1236,10 @@
       <w:r>
         <w:rPr>
           <w:b/>
-          <w:color w:val="2F5496"/>
+          <w:color w:val="BF5700"/>
           <w:sz w:val="24"/>
         </w:rPr>
-        <w:t>DROITS ET OBLIGATIONS DES SALARIÉS EN MATIÈRE D'HYGIÈNE ET DE SÉCURITÉ B •</w:t>
+        <w:t>B • DROITS ET OBLIGATIONS DES SALARIÉS EN MATIÈRE D'HYGIÈNE ET DE SÉCURITÉ</w:t>
       </w:r>
     </w:p>
     <w:p>
@@ -1246,7 +1249,7 @@
       <w:r>
         <w:rPr>
           <w:b/>
-          <w:color w:val="2F5496"/>
+          <w:color w:val="BF5700"/>
           <w:sz w:val="24"/>
         </w:rPr>
         <w:t>OBLIGATIONS DES SALARIÉS</w:t>
@@ -1256,7 +1259,7 @@
       <w:r>
         <w:rPr>
           <w:b w:val="0"/>
-          <w:color w:val="000000"/>
+          <w:color w:val="BF5700"/>
           <w:sz w:val="22"/>
         </w:rPr>
         <w:t>?</w:t>
@@ -1266,7 +1269,7 @@
       <w:r>
         <w:rPr>
           <w:b w:val="0"/>
-          <w:color w:val="000000"/>
+          <w:color w:val="BF5700"/>
           <w:sz w:val="22"/>
         </w:rPr>
         <w:t>L'exigence de sécurité dans l'entreprise est une nécessité à laquelle le salarié est associé. En effet, à conformément aux</w:t>
@@ -1276,7 +1279,7 @@
       <w:r>
         <w:rPr>
           <w:b w:val="0"/>
-          <w:color w:val="000000"/>
+          <w:color w:val="BF5700"/>
           <w:sz w:val="22"/>
         </w:rPr>
         <w:t>instructions qui lui sont données par l'employeur ou le chef d'établissementé il incombe à chaque travailleur de prendre</w:t>
@@ -1286,7 +1289,7 @@
       <w:r>
         <w:rPr>
           <w:b w:val="0"/>
-          <w:color w:val="000000"/>
+          <w:color w:val="BF5700"/>
           <w:sz w:val="22"/>
         </w:rPr>
         <w:t>soin, en fonction de sa formation et selon ses possibilités, de sa sécurité et de sa santé ainsi que de celles des autres</w:t>
@@ -1296,7 +1299,7 @@
       <w:r>
         <w:rPr>
           <w:b w:val="0"/>
-          <w:color w:val="000000"/>
+          <w:color w:val="BF5700"/>
           <w:sz w:val="22"/>
         </w:rPr>
         <w:t>personnes concernées du fait de ses actes ou de ses omissions au travail à (art. L 4122-1 C. trav.). La violation de cette</w:t>
@@ -1306,7 +1309,7 @@
       <w:r>
         <w:rPr>
           <w:b w:val="0"/>
-          <w:color w:val="000000"/>
+          <w:color w:val="BF5700"/>
           <w:sz w:val="22"/>
         </w:rPr>
         <w:t>obligation peut être sanctionné si le salarié contrevient à l'observation des règles d'hygiène et de sécurité.</w:t>
@@ -1339,7 +1342,7 @@
       <w:r>
         <w:rPr>
           <w:b w:val="0"/>
-          <w:color w:val="000000"/>
+          <w:color w:val="BF5700"/>
           <w:sz w:val="22"/>
         </w:rPr>
         <w:t>Corollaire de cette obligation, le salarié dispose d'un droit de retrait. L'article L 4131-1 du code du travail autorise le</w:t>
@@ -1359,7 +1362,7 @@
       <w:r>
         <w:rPr>
           <w:b w:val="0"/>
-          <w:color w:val="000000"/>
+          <w:color w:val="BF5700"/>
           <w:sz w:val="22"/>
         </w:rPr>
         <w:t>imminent pour sa vie ou sa santé. Le juge doit ainsi apprécier si la situation de travail présentait un danger grave et</w:t>
@@ -1419,7 +1422,7 @@
       <w:r>
         <w:rPr>
           <w:b w:val="0"/>
-          <w:color w:val="000000"/>
+          <w:color w:val="BF5700"/>
           <w:sz w:val="22"/>
         </w:rPr>
         <w:t>Il en est de même pour le CSE, qui, informé par le salarié, doit immédiatement saisir l'employeur.</w:t>
@@ -1456,11 +1459,14 @@
       </w:r>
     </w:p>
     <w:p>
+      <w:pPr>
+        <w:pStyle w:val="Heading2"/>
+      </w:pPr>
       <w:r>
         <w:rPr>
-          <w:b w:val="0"/>
-          <w:color w:val="000000"/>
-          <w:sz w:val="22"/>
+          <w:b/>
+          <w:color w:val="2F5496"/>
+          <w:sz w:val="24"/>
         </w:rPr>
         <w:t>DCGUE3F.qxp_DCGUE3F 24/07/2025 15:57 Page 91</w:t>
       </w:r>
